--- a/API docs/BillingAPI.docx
+++ b/API docs/BillingAPI.docx
@@ -1,6 +1,6 @@
 
 <file path=word/document.xml><?xml version="1.0" encoding="utf-8"?>
-<w:document xmlns:wpc="http://schemas.microsoft.com/office/word/2010/wordprocessingCanvas" xmlns:cx="http://schemas.microsoft.com/office/drawing/2014/chartex" xmlns:cx1="http://schemas.microsoft.com/office/drawing/2015/9/8/chartex" xmlns:mc="http://schemas.openxmlformats.org/markup-compatibility/2006" xmlns:o="urn:schemas-microsoft-com:office:office" xmlns:r="http://schemas.openxmlformats.org/officeDocument/2006/relationships" xmlns:m="http://schemas.openxmlformats.org/officeDocument/2006/math" xmlns:v="urn:schemas-microsoft-com:vml" xmlns:wp14="http://schemas.microsoft.com/office/word/2010/wordprocessingDrawing" xmlns:wp="http://schemas.openxmlformats.org/drawingml/2006/wordprocessingDrawing" xmlns:w10="urn:schemas-microsoft-com:office:word" xmlns:w="http://schemas.openxmlformats.org/wordprocessingml/2006/main" xmlns:w14="http://schemas.microsoft.com/office/word/2010/wordml" xmlns:w15="http://schemas.microsoft.com/office/word/2012/wordml" xmlns:w16se="http://schemas.microsoft.com/office/word/2015/wordml/symex" xmlns:wpg="http://schemas.microsoft.com/office/word/2010/wordprocessingGroup" xmlns:wpi="http://schemas.microsoft.com/office/word/2010/wordprocessingInk" xmlns:wne="http://schemas.microsoft.com/office/word/2006/wordml" xmlns:wps="http://schemas.microsoft.com/office/word/2010/wordprocessingShape" mc:Ignorable="w14 w15 w16se wp14">
+<w:document xmlns:wpc="http://schemas.microsoft.com/office/word/2010/wordprocessingCanvas" xmlns:cx="http://schemas.microsoft.com/office/drawing/2014/chartex" xmlns:cx1="http://schemas.microsoft.com/office/drawing/2015/9/8/chartex" xmlns:cx2="http://schemas.microsoft.com/office/drawing/2015/10/21/chartex" xmlns:cx3="http://schemas.microsoft.com/office/drawing/2016/5/9/chartex" xmlns:cx4="http://schemas.microsoft.com/office/drawing/2016/5/10/chartex" xmlns:cx5="http://schemas.microsoft.com/office/drawing/2016/5/11/chartex" xmlns:cx6="http://schemas.microsoft.com/office/drawing/2016/5/12/chartex" xmlns:cx7="http://schemas.microsoft.com/office/drawing/2016/5/13/chartex" xmlns:cx8="http://schemas.microsoft.com/office/drawing/2016/5/14/chartex" xmlns:mc="http://schemas.openxmlformats.org/markup-compatibility/2006" xmlns:aink="http://schemas.microsoft.com/office/drawing/2016/ink" xmlns:am3d="http://schemas.microsoft.com/office/drawing/2017/model3d" xmlns:o="urn:schemas-microsoft-com:office:office" xmlns:oel="http://schemas.microsoft.com/office/2019/extlst" xmlns:r="http://schemas.openxmlformats.org/officeDocument/2006/relationships" xmlns:m="http://schemas.openxmlformats.org/officeDocument/2006/math" xmlns:v="urn:schemas-microsoft-com:vml" xmlns:wp14="http://schemas.microsoft.com/office/word/2010/wordprocessingDrawing" xmlns:wp="http://schemas.openxmlformats.org/drawingml/2006/wordprocessingDrawing" xmlns:w10="urn:schemas-microsoft-com:office:word" xmlns:w="http://schemas.openxmlformats.org/wordprocessingml/2006/main" xmlns:w14="http://schemas.microsoft.com/office/word/2010/wordml" xmlns:w15="http://schemas.microsoft.com/office/word/2012/wordml" xmlns:w16cex="http://schemas.microsoft.com/office/word/2018/wordml/cex" xmlns:w16cid="http://schemas.microsoft.com/office/word/2016/wordml/cid" xmlns:w16="http://schemas.microsoft.com/office/word/2018/wordml" xmlns:w16du="http://schemas.microsoft.com/office/word/2023/wordml/word16du" xmlns:w16sdtdh="http://schemas.microsoft.com/office/word/2020/wordml/sdtdatahash" xmlns:w16sdtfl="http://schemas.microsoft.com/office/word/2024/wordml/sdtformatlock" xmlns:w16se="http://schemas.microsoft.com/office/word/2015/wordml/symex" xmlns:wpg="http://schemas.microsoft.com/office/word/2010/wordprocessingGroup" xmlns:wpi="http://schemas.microsoft.com/office/word/2010/wordprocessingInk" xmlns:wne="http://schemas.microsoft.com/office/word/2006/wordml" xmlns:wps="http://schemas.microsoft.com/office/word/2010/wordprocessingShape" mc:Ignorable="w14 w15 w16se w16cid w16 w16cex w16sdtdh w16sdtfl w16du wp14">
   <w:body>
     <w:sdt>
       <w:sdtPr>
@@ -10,7 +10,6 @@
           <w:docPartUnique/>
         </w:docPartObj>
       </w:sdtPr>
-      <w:sdtEndPr/>
       <w:sdtContent>
         <w:p>
           <w:r>
@@ -70,7 +69,7 @@
                             <w:txbxContent>
                               <w:p>
                                 <w:pPr>
-                                  <w:pStyle w:val="affa"/>
+                                  <w:pStyle w:val="af3"/>
                                 </w:pPr>
                                 <w:sdt>
                                   <w:sdtPr>
@@ -87,7 +86,6 @@
                                     <w:dataBinding w:prefixMappings="xmlns:ns0='http://purl.org/dc/elements/1.1/' xmlns:ns1='http://schemas.openxmlformats.org/package/2006/metadata/core-properties' " w:xpath="/ns1:coreProperties[1]/ns0:title[1]" w:storeItemID="{6C3C8BC8-F283-45AE-878A-BAB7291924A1}"/>
                                     <w:text/>
                                   </w:sdtPr>
-                                  <w:sdtEndPr/>
                                   <w:sdtContent>
                                     <w:r>
                                       <w:rPr>
@@ -113,11 +111,10 @@
                                   <w:dataBinding w:prefixMappings="xmlns:ns0='http://purl.org/dc/elements/1.1/' xmlns:ns1='http://schemas.openxmlformats.org/package/2006/metadata/core-properties' " w:xpath="/ns1:coreProperties[1]/ns0:subject[1]" w:storeItemID="{6C3C8BC8-F283-45AE-878A-BAB7291924A1}"/>
                                   <w:text/>
                                 </w:sdtPr>
-                                <w:sdtEndPr/>
                                 <w:sdtContent>
                                   <w:p>
                                     <w:pPr>
-                                      <w:pStyle w:val="affc"/>
+                                      <w:pStyle w:val="af5"/>
                                     </w:pPr>
                                     <w:r>
                                       <w:rPr>
@@ -138,7 +135,7 @@
                               </w:sdt>
                               <w:p>
                                 <w:pPr>
-                                  <w:pStyle w:val="afa"/>
+                                  <w:pStyle w:val="NoSpacing"/>
                                   <w:spacing w:before="80" w:after="40"/>
                                   <w:rPr>
                                     <w:caps/>
@@ -173,12 +170,12 @@
                     <v:stroke joinstyle="miter"/>
                     <v:path gradientshapeok="t" o:connecttype="rect"/>
                   </v:shapetype>
-                  <v:shape id="Текстовое поле 131" o:spid="_x0000_s1026" type="#_x0000_t202" style="position:absolute;margin-left:0;margin-top:346.85pt;width:369pt;height:529.2pt;z-index:251659264;visibility:visible;mso-wrap-style:square;mso-width-percent:790;mso-height-percent:350;mso-wrap-distance-left:14.4pt;mso-wrap-distance-top:0;mso-wrap-distance-right:14.4pt;mso-wrap-distance-bottom:0;mso-position-horizontal:center;mso-position-horizontal-relative:margin;mso-position-vertical:absolute;mso-position-vertical-relative:page;mso-width-percent:790;mso-height-percent:350;mso-width-relative:margin;mso-height-relative:page;v-text-anchor:top" o:gfxdata="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" filled="f" stroked="f" strokeweight=".5pt">
+                  <v:shape id="Текстовое поле 131" o:spid="_x0000_s1026" type="#_x0000_t202" style="position:absolute;margin-left:0;margin-top:346.85pt;width:369pt;height:529.2pt;z-index:251659264;visibility:visible;mso-wrap-style:square;mso-width-percent:790;mso-height-percent:350;mso-wrap-distance-left:14.4pt;mso-wrap-distance-top:0;mso-wrap-distance-right:14.4pt;mso-wrap-distance-bottom:0;mso-position-horizontal:center;mso-position-horizontal-relative:margin;mso-position-vertical:absolute;mso-position-vertical-relative:page;mso-width-percent:790;mso-height-percent:350;mso-width-relative:margin;mso-height-relative:page;v-text-anchor:top" o:gfxdata="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" filled="f" stroked="f" strokeweight=".5pt">
                     <v:textbox style="mso-fit-shape-to-text:t" inset="0,0,0,0">
                       <w:txbxContent>
                         <w:p>
                           <w:pPr>
-                            <w:pStyle w:val="affa"/>
+                            <w:pStyle w:val="af3"/>
                           </w:pPr>
                           <w:sdt>
                             <w:sdtPr>
@@ -195,7 +192,6 @@
                               <w:dataBinding w:prefixMappings="xmlns:ns0='http://purl.org/dc/elements/1.1/' xmlns:ns1='http://schemas.openxmlformats.org/package/2006/metadata/core-properties' " w:xpath="/ns1:coreProperties[1]/ns0:title[1]" w:storeItemID="{6C3C8BC8-F283-45AE-878A-BAB7291924A1}"/>
                               <w:text/>
                             </w:sdtPr>
-                            <w:sdtEndPr/>
                             <w:sdtContent>
                               <w:r>
                                 <w:rPr>
@@ -221,11 +217,10 @@
                             <w:dataBinding w:prefixMappings="xmlns:ns0='http://purl.org/dc/elements/1.1/' xmlns:ns1='http://schemas.openxmlformats.org/package/2006/metadata/core-properties' " w:xpath="/ns1:coreProperties[1]/ns0:subject[1]" w:storeItemID="{6C3C8BC8-F283-45AE-878A-BAB7291924A1}"/>
                             <w:text/>
                           </w:sdtPr>
-                          <w:sdtEndPr/>
                           <w:sdtContent>
                             <w:p>
                               <w:pPr>
-                                <w:pStyle w:val="affc"/>
+                                <w:pStyle w:val="af5"/>
                               </w:pPr>
                               <w:r>
                                 <w:rPr>
@@ -246,7 +241,7 @@
                         </w:sdt>
                         <w:p>
                           <w:pPr>
-                            <w:pStyle w:val="afa"/>
+                            <w:pStyle w:val="NoSpacing"/>
                             <w:spacing w:before="80" w:after="40"/>
                             <w:rPr>
                               <w:caps/>
@@ -271,7 +266,7 @@
     </w:sdt>
     <w:p>
       <w:pPr>
-        <w:pStyle w:val="1"/>
+        <w:pStyle w:val="Heading1"/>
         <w:tabs>
           <w:tab w:val="right" w:pos="10773"/>
         </w:tabs>
@@ -323,7 +318,7 @@
       <w:hyperlink w:anchor="Application" w:history="1">
         <w:r>
           <w:rPr>
-            <w:rStyle w:val="af6"/>
+            <w:rStyle w:val="Hyperlink"/>
             <w:b/>
             <w:lang w:val="en-US"/>
           </w:rPr>
@@ -345,7 +340,7 @@
       <w:hyperlink w:anchor="ApiUser">
         <w:r>
           <w:rPr>
-            <w:rStyle w:val="af6"/>
+            <w:rStyle w:val="Hyperlink"/>
             <w:b/>
             <w:lang w:val="en-US"/>
           </w:rPr>
@@ -353,7 +348,7 @@
         </w:r>
         <w:r>
           <w:rPr>
-            <w:rStyle w:val="af6"/>
+            <w:rStyle w:val="Hyperlink"/>
             <w:b/>
             <w:lang w:val="en-US"/>
           </w:rPr>
@@ -390,7 +385,7 @@
     </w:p>
     <w:p>
       <w:pPr>
-        <w:pStyle w:val="1"/>
+        <w:pStyle w:val="Heading1"/>
         <w:tabs>
           <w:tab w:val="right" w:pos="10773"/>
         </w:tabs>
@@ -409,7 +404,7 @@
     </w:p>
     <w:tbl>
       <w:tblPr>
-        <w:tblStyle w:val="a7"/>
+        <w:tblStyle w:val="a"/>
         <w:tblW w:w="10665" w:type="dxa"/>
         <w:tblInd w:w="100" w:type="dxa"/>
         <w:tblBorders>
@@ -447,11 +442,10 @@
           <w:bookmarkStart w:id="0" w:name="Application"/>
           <w:p>
             <w:pPr>
-              <w:pStyle w:val="3"/>
+              <w:pStyle w:val="Heading3"/>
               <w:spacing w:before="0" w:line="240" w:lineRule="auto"/>
               <w:contextualSpacing w:val="0"/>
               <w:jc w:val="center"/>
-              <w:outlineLvl w:val="2"/>
               <w:rPr>
                 <w:rFonts w:ascii="Consolas" w:eastAsia="Consolas" w:hAnsi="Consolas" w:cs="Consolas"/>
                 <w:b/>
@@ -488,18 +482,7 @@
                 <w:u w:val="single"/>
                 <w:lang w:val="en-US"/>
               </w:rPr>
-              <w:fldChar w:fldCharType="separate"/>
-            </w:r>
-            <w:r>
-              <w:rPr>
-                <w:rFonts w:ascii="Consolas" w:eastAsia="Consolas" w:hAnsi="Consolas" w:cs="Consolas"/>
-                <w:b/>
-                <w:color w:val="1155CC"/>
-                <w:lang w:val="en-US"/>
-              </w:rPr>
-              <w:t>Application</w:t>
-            </w:r>
-            <w:bookmarkEnd w:id="0"/>
+            </w:r>
             <w:r>
               <w:rPr>
                 <w:rFonts w:ascii="Consolas" w:eastAsia="Consolas" w:hAnsi="Consolas" w:cs="Consolas"/>
@@ -508,6 +491,26 @@
                 <w:u w:val="single"/>
                 <w:lang w:val="en-US"/>
               </w:rPr>
+              <w:fldChar w:fldCharType="separate"/>
+            </w:r>
+            <w:r>
+              <w:rPr>
+                <w:rFonts w:ascii="Consolas" w:eastAsia="Consolas" w:hAnsi="Consolas" w:cs="Consolas"/>
+                <w:b/>
+                <w:color w:val="1155CC"/>
+                <w:lang w:val="en-US"/>
+              </w:rPr>
+              <w:t>Application</w:t>
+            </w:r>
+            <w:bookmarkEnd w:id="0"/>
+            <w:r>
+              <w:rPr>
+                <w:rFonts w:ascii="Consolas" w:eastAsia="Consolas" w:hAnsi="Consolas" w:cs="Consolas"/>
+                <w:b/>
+                <w:color w:val="1155CC"/>
+                <w:u w:val="single"/>
+                <w:lang w:val="en-US"/>
+              </w:rPr>
               <w:fldChar w:fldCharType="end"/>
             </w:r>
           </w:p>
@@ -606,12 +609,12 @@
               <w:spacing w:after="0"/>
               <w:contextualSpacing w:val="0"/>
               <w:rPr>
-                <w:rStyle w:val="af9"/>
-              </w:rPr>
-            </w:pPr>
-            <w:r>
-              <w:rPr>
-                <w:rStyle w:val="af9"/>
+                <w:rStyle w:val="af0"/>
+              </w:rPr>
+            </w:pPr>
+            <w:r>
+              <w:rPr>
+                <w:rStyle w:val="af0"/>
               </w:rPr>
               <w:t>ApiKey</w:t>
             </w:r>
@@ -629,7 +632,7 @@
           </w:tcPr>
           <w:p>
             <w:pPr>
-              <w:pStyle w:val="aff8"/>
+              <w:pStyle w:val="af1"/>
             </w:pPr>
             <w:r>
               <w:t xml:space="preserve">Уникальный </w:t>
@@ -658,7 +661,7 @@
           </w:tcPr>
           <w:p>
             <w:pPr>
-              <w:pStyle w:val="af8"/>
+              <w:pStyle w:val="af"/>
             </w:pPr>
             <w:r>
               <w:t>string</w:t>
@@ -682,12 +685,12 @@
               <w:spacing w:after="0"/>
               <w:contextualSpacing w:val="0"/>
               <w:rPr>
-                <w:rStyle w:val="af9"/>
-              </w:rPr>
-            </w:pPr>
-            <w:r>
-              <w:rPr>
-                <w:rStyle w:val="af9"/>
+                <w:rStyle w:val="af0"/>
+              </w:rPr>
+            </w:pPr>
+            <w:r>
+              <w:rPr>
+                <w:rStyle w:val="af0"/>
               </w:rPr>
               <w:t>AppKey</w:t>
             </w:r>
@@ -705,7 +708,7 @@
           </w:tcPr>
           <w:p>
             <w:pPr>
-              <w:pStyle w:val="aff8"/>
+              <w:pStyle w:val="af1"/>
             </w:pPr>
             <w:r>
               <w:t xml:space="preserve">Уникальный </w:t>
@@ -734,7 +737,7 @@
           </w:tcPr>
           <w:p>
             <w:pPr>
-              <w:pStyle w:val="af8"/>
+              <w:pStyle w:val="af"/>
             </w:pPr>
             <w:r>
               <w:t>string</w:t>
@@ -759,12 +762,12 @@
               <w:spacing w:after="0"/>
               <w:contextualSpacing w:val="0"/>
               <w:rPr>
-                <w:rStyle w:val="af9"/>
-              </w:rPr>
-            </w:pPr>
-            <w:r>
-              <w:rPr>
-                <w:rStyle w:val="af9"/>
+                <w:rStyle w:val="af0"/>
+              </w:rPr>
+            </w:pPr>
+            <w:r>
+              <w:rPr>
+                <w:rStyle w:val="af0"/>
               </w:rPr>
               <w:t>Name</w:t>
             </w:r>
@@ -782,7 +785,7 @@
           </w:tcPr>
           <w:p>
             <w:pPr>
-              <w:pStyle w:val="aff8"/>
+              <w:pStyle w:val="af1"/>
             </w:pPr>
             <w:r>
               <w:t>Наименование приложения.</w:t>
@@ -801,7 +804,7 @@
           </w:tcPr>
           <w:p>
             <w:pPr>
-              <w:pStyle w:val="af8"/>
+              <w:pStyle w:val="af"/>
             </w:pPr>
             <w:r>
               <w:t>string</w:t>
@@ -826,12 +829,12 @@
               <w:spacing w:after="0"/>
               <w:contextualSpacing w:val="0"/>
               <w:rPr>
-                <w:rStyle w:val="af9"/>
-              </w:rPr>
-            </w:pPr>
-            <w:r>
-              <w:rPr>
-                <w:rStyle w:val="af9"/>
+                <w:rStyle w:val="af0"/>
+              </w:rPr>
+            </w:pPr>
+            <w:r>
+              <w:rPr>
+                <w:rStyle w:val="af0"/>
               </w:rPr>
               <w:t>Description</w:t>
             </w:r>
@@ -849,7 +852,7 @@
           </w:tcPr>
           <w:p>
             <w:pPr>
-              <w:pStyle w:val="aff8"/>
+              <w:pStyle w:val="af1"/>
             </w:pPr>
             <w:r>
               <w:t>Описание приложения.</w:t>
@@ -868,7 +871,7 @@
           </w:tcPr>
           <w:p>
             <w:pPr>
-              <w:pStyle w:val="af8"/>
+              <w:pStyle w:val="af"/>
             </w:pPr>
             <w:r>
               <w:t>string</w:t>
@@ -893,12 +896,12 @@
               <w:spacing w:after="0"/>
               <w:contextualSpacing w:val="0"/>
               <w:rPr>
-                <w:rStyle w:val="af9"/>
-              </w:rPr>
-            </w:pPr>
-            <w:r>
-              <w:rPr>
-                <w:rStyle w:val="af9"/>
+                <w:rStyle w:val="af0"/>
+              </w:rPr>
+            </w:pPr>
+            <w:r>
+              <w:rPr>
+                <w:rStyle w:val="af0"/>
               </w:rPr>
               <w:t>Users</w:t>
             </w:r>
@@ -916,7 +919,7 @@
           </w:tcPr>
           <w:p>
             <w:pPr>
-              <w:pStyle w:val="aff8"/>
+              <w:pStyle w:val="af1"/>
             </w:pPr>
             <w:r>
               <w:t>Пользователи этого приложения.</w:t>
@@ -935,7 +938,7 @@
           </w:tcPr>
           <w:p>
             <w:pPr>
-              <w:pStyle w:val="af8"/>
+              <w:pStyle w:val="af"/>
             </w:pPr>
             <w:hyperlink w:anchor="_ApiUser" w:history="1">
               <w:r>
@@ -971,12 +974,12 @@
               <w:spacing w:after="0"/>
               <w:contextualSpacing w:val="0"/>
               <w:rPr>
-                <w:rStyle w:val="af9"/>
-              </w:rPr>
-            </w:pPr>
-            <w:r>
-              <w:rPr>
-                <w:rStyle w:val="af9"/>
+                <w:rStyle w:val="af0"/>
+              </w:rPr>
+            </w:pPr>
+            <w:r>
+              <w:rPr>
+                <w:rStyle w:val="af0"/>
               </w:rPr>
               <w:t>SubSystems</w:t>
             </w:r>
@@ -994,7 +997,7 @@
           </w:tcPr>
           <w:p>
             <w:pPr>
-              <w:pStyle w:val="aff8"/>
+              <w:pStyle w:val="af1"/>
             </w:pPr>
             <w:r>
               <w:t>Подсистемы, работающие с этим приложением. Если запрашивались данные по одной подсистеме - в этом списке всегда будет только одна запись (о ней). Идентификатор подсистемы никогда не возвращается сервисом.</w:t>
@@ -1013,7 +1016,7 @@
           </w:tcPr>
           <w:p>
             <w:pPr>
-              <w:pStyle w:val="af8"/>
+              <w:pStyle w:val="af"/>
             </w:pPr>
             <w:hyperlink w:anchor="SubSystem">
               <w:r>
@@ -1038,7 +1041,7 @@
     </w:p>
     <w:tbl>
       <w:tblPr>
-        <w:tblStyle w:val="a8"/>
+        <w:tblStyle w:val="a0"/>
         <w:tblW w:w="10665" w:type="dxa"/>
         <w:tblInd w:w="100" w:type="dxa"/>
         <w:tblBorders>
@@ -1078,11 +1081,10 @@
           <w:bookmarkEnd w:id="1"/>
           <w:p>
             <w:pPr>
-              <w:pStyle w:val="3"/>
+              <w:pStyle w:val="Heading3"/>
               <w:spacing w:before="0" w:line="240" w:lineRule="auto"/>
               <w:contextualSpacing w:val="0"/>
               <w:jc w:val="center"/>
-              <w:outlineLvl w:val="2"/>
               <w:rPr>
                 <w:rFonts w:ascii="Consolas" w:eastAsia="Consolas" w:hAnsi="Consolas" w:cs="Consolas"/>
                 <w:b/>
@@ -1110,6 +1112,15 @@
                 <w:lang w:val="en-US"/>
               </w:rPr>
               <w:instrText xml:space="preserve"> HYPERLINK  \l "ApiUser" </w:instrText>
+            </w:r>
+            <w:r>
+              <w:rPr>
+                <w:rFonts w:ascii="Consolas" w:eastAsia="Consolas" w:hAnsi="Consolas" w:cs="Consolas"/>
+                <w:b/>
+                <w:color w:val="1155CC"/>
+                <w:u w:val="single"/>
+                <w:lang w:val="en-US"/>
+              </w:rPr>
             </w:r>
             <w:r>
               <w:rPr>
@@ -1240,12 +1251,12 @@
               <w:spacing w:after="0"/>
               <w:contextualSpacing w:val="0"/>
               <w:rPr>
-                <w:rStyle w:val="af9"/>
-              </w:rPr>
-            </w:pPr>
-            <w:r>
-              <w:rPr>
-                <w:rStyle w:val="af9"/>
+                <w:rStyle w:val="af0"/>
+              </w:rPr>
+            </w:pPr>
+            <w:r>
+              <w:rPr>
+                <w:rStyle w:val="af0"/>
               </w:rPr>
               <w:t>Id</w:t>
             </w:r>
@@ -1263,7 +1274,7 @@
           </w:tcPr>
           <w:p>
             <w:pPr>
-              <w:pStyle w:val="aff8"/>
+              <w:pStyle w:val="af1"/>
             </w:pPr>
             <w:r>
               <w:t>Уникальный идентификатор пользователя</w:t>
@@ -1282,7 +1293,7 @@
           </w:tcPr>
           <w:p>
             <w:pPr>
-              <w:pStyle w:val="af8"/>
+              <w:pStyle w:val="af"/>
             </w:pPr>
             <w:r>
               <w:t>string</w:t>
@@ -1306,12 +1317,12 @@
               <w:spacing w:after="0"/>
               <w:contextualSpacing w:val="0"/>
               <w:rPr>
-                <w:rStyle w:val="af9"/>
-              </w:rPr>
-            </w:pPr>
-            <w:r>
-              <w:rPr>
-                <w:rStyle w:val="af9"/>
+                <w:rStyle w:val="af0"/>
+              </w:rPr>
+            </w:pPr>
+            <w:r>
+              <w:rPr>
+                <w:rStyle w:val="af0"/>
               </w:rPr>
               <w:t>AppKey</w:t>
             </w:r>
@@ -1329,7 +1340,7 @@
           </w:tcPr>
           <w:p>
             <w:pPr>
-              <w:pStyle w:val="aff8"/>
+              <w:pStyle w:val="af1"/>
             </w:pPr>
             <w:r>
               <w:t>Публичный ключ приложения.</w:t>
@@ -1348,7 +1359,7 @@
           </w:tcPr>
           <w:p>
             <w:pPr>
-              <w:pStyle w:val="af8"/>
+              <w:pStyle w:val="af"/>
             </w:pPr>
             <w:r>
               <w:t>string</w:t>
@@ -1372,12 +1383,12 @@
               <w:spacing w:after="0"/>
               <w:contextualSpacing w:val="0"/>
               <w:rPr>
-                <w:rStyle w:val="af9"/>
-              </w:rPr>
-            </w:pPr>
-            <w:r>
-              <w:rPr>
-                <w:rStyle w:val="af9"/>
+                <w:rStyle w:val="af0"/>
+              </w:rPr>
+            </w:pPr>
+            <w:r>
+              <w:rPr>
+                <w:rStyle w:val="af0"/>
               </w:rPr>
               <w:t>Login</w:t>
             </w:r>
@@ -1395,7 +1406,7 @@
           </w:tcPr>
           <w:p>
             <w:pPr>
-              <w:pStyle w:val="aff8"/>
+              <w:pStyle w:val="af1"/>
             </w:pPr>
             <w:r>
               <w:t>Логин пользователя.</w:t>
@@ -1414,7 +1425,7 @@
           </w:tcPr>
           <w:p>
             <w:pPr>
-              <w:pStyle w:val="af8"/>
+              <w:pStyle w:val="af"/>
             </w:pPr>
             <w:r>
               <w:t>string</w:t>
@@ -1438,12 +1449,12 @@
               <w:spacing w:after="0"/>
               <w:contextualSpacing w:val="0"/>
               <w:rPr>
-                <w:rStyle w:val="af9"/>
-              </w:rPr>
-            </w:pPr>
-            <w:r>
-              <w:rPr>
-                <w:rStyle w:val="af9"/>
+                <w:rStyle w:val="af0"/>
+              </w:rPr>
+            </w:pPr>
+            <w:r>
+              <w:rPr>
+                <w:rStyle w:val="af0"/>
               </w:rPr>
               <w:t>Password</w:t>
             </w:r>
@@ -1461,7 +1472,7 @@
           </w:tcPr>
           <w:p>
             <w:pPr>
-              <w:pStyle w:val="aff8"/>
+              <w:pStyle w:val="af1"/>
             </w:pPr>
             <w:r>
               <w:rPr>
@@ -1476,9 +1487,8 @@
           </w:p>
           <w:p>
             <w:pPr>
-              <w:pStyle w:val="aff8"/>
-            </w:pPr>
-            <w:bookmarkStart w:id="3" w:name="_GoBack"/>
+              <w:pStyle w:val="af1"/>
+            </w:pPr>
             <w:r>
               <w:rPr>
                 <w:b/>
@@ -1486,14 +1496,13 @@
               </w:rPr>
               <w:t>Результирующий параметр:</w:t>
             </w:r>
-            <w:bookmarkEnd w:id="3"/>
             <w:r>
               <w:t xml:space="preserve"> Хэш пароля.</w:t>
             </w:r>
           </w:p>
           <w:p>
             <w:pPr>
-              <w:pStyle w:val="aff8"/>
+              <w:pStyle w:val="af1"/>
             </w:pPr>
             <w:r>
               <w:t>При создании/обновлении данных пользователя необходимо указывать его реальный пароль, однако в БД пароль хранится в виде хэша, поэтому при получении данных о пользователе тут будет передан хэш пароля.</w:t>
@@ -1512,7 +1521,7 @@
           </w:tcPr>
           <w:p>
             <w:pPr>
-              <w:pStyle w:val="af8"/>
+              <w:pStyle w:val="af"/>
             </w:pPr>
             <w:r>
               <w:t>string</w:t>
@@ -1536,7 +1545,7 @@
     </w:p>
     <w:tbl>
       <w:tblPr>
-        <w:tblStyle w:val="a9"/>
+        <w:tblStyle w:val="a1"/>
         <w:tblW w:w="10665" w:type="dxa"/>
         <w:tblInd w:w="100" w:type="dxa"/>
         <w:tblBorders>
@@ -1571,14 +1580,13 @@
               <w:right w:w="100" w:type="dxa"/>
             </w:tcMar>
           </w:tcPr>
-          <w:bookmarkStart w:id="4" w:name="SubSystem"/>
-          <w:p>
-            <w:pPr>
-              <w:pStyle w:val="3"/>
+          <w:bookmarkStart w:id="3" w:name="SubSystem"/>
+          <w:p>
+            <w:pPr>
+              <w:pStyle w:val="Heading3"/>
               <w:spacing w:before="0" w:line="240" w:lineRule="auto"/>
               <w:contextualSpacing w:val="0"/>
               <w:jc w:val="center"/>
-              <w:outlineLvl w:val="2"/>
               <w:rPr>
                 <w:rFonts w:ascii="Consolas" w:eastAsia="Consolas" w:hAnsi="Consolas" w:cs="Consolas"/>
                 <w:b/>
@@ -1616,18 +1624,7 @@
                 <w:u w:val="single"/>
                 <w:lang w:val="en-US"/>
               </w:rPr>
-              <w:fldChar w:fldCharType="separate"/>
-            </w:r>
-            <w:r>
-              <w:rPr>
-                <w:rFonts w:ascii="Consolas" w:eastAsia="Consolas" w:hAnsi="Consolas" w:cs="Consolas"/>
-                <w:b/>
-                <w:color w:val="1155CC"/>
-                <w:lang w:val="en-US"/>
-              </w:rPr>
-              <w:t>SubSystem</w:t>
-            </w:r>
-            <w:bookmarkEnd w:id="4"/>
+            </w:r>
             <w:r>
               <w:rPr>
                 <w:rFonts w:ascii="Consolas" w:eastAsia="Consolas" w:hAnsi="Consolas" w:cs="Consolas"/>
@@ -1636,6 +1633,26 @@
                 <w:u w:val="single"/>
                 <w:lang w:val="en-US"/>
               </w:rPr>
+              <w:fldChar w:fldCharType="separate"/>
+            </w:r>
+            <w:r>
+              <w:rPr>
+                <w:rFonts w:ascii="Consolas" w:eastAsia="Consolas" w:hAnsi="Consolas" w:cs="Consolas"/>
+                <w:b/>
+                <w:color w:val="1155CC"/>
+                <w:lang w:val="en-US"/>
+              </w:rPr>
+              <w:t>SubSystem</w:t>
+            </w:r>
+            <w:bookmarkEnd w:id="3"/>
+            <w:r>
+              <w:rPr>
+                <w:rFonts w:ascii="Consolas" w:eastAsia="Consolas" w:hAnsi="Consolas" w:cs="Consolas"/>
+                <w:b/>
+                <w:color w:val="1155CC"/>
+                <w:u w:val="single"/>
+                <w:lang w:val="en-US"/>
+              </w:rPr>
               <w:fldChar w:fldCharType="end"/>
             </w:r>
           </w:p>
@@ -1734,12 +1751,12 @@
               <w:spacing w:after="0"/>
               <w:contextualSpacing w:val="0"/>
               <w:rPr>
-                <w:rStyle w:val="af9"/>
-              </w:rPr>
-            </w:pPr>
-            <w:r>
-              <w:rPr>
-                <w:rStyle w:val="af9"/>
+                <w:rStyle w:val="af0"/>
+              </w:rPr>
+            </w:pPr>
+            <w:r>
+              <w:rPr>
+                <w:rStyle w:val="af0"/>
               </w:rPr>
               <w:t>SSID</w:t>
             </w:r>
@@ -1757,7 +1774,7 @@
           </w:tcPr>
           <w:p>
             <w:pPr>
-              <w:pStyle w:val="aff8"/>
+              <w:pStyle w:val="af1"/>
             </w:pPr>
             <w:r>
               <w:t>Уникальный секретный идентификатор подсистемы.</w:t>
@@ -1776,7 +1793,7 @@
           </w:tcPr>
           <w:p>
             <w:pPr>
-              <w:pStyle w:val="af8"/>
+              <w:pStyle w:val="af"/>
             </w:pPr>
             <w:r>
               <w:t>string</w:t>
@@ -1800,12 +1817,12 @@
               <w:spacing w:after="0"/>
               <w:contextualSpacing w:val="0"/>
               <w:rPr>
-                <w:rStyle w:val="af9"/>
-              </w:rPr>
-            </w:pPr>
-            <w:r>
-              <w:rPr>
-                <w:rStyle w:val="af9"/>
+                <w:rStyle w:val="af0"/>
+              </w:rPr>
+            </w:pPr>
+            <w:r>
+              <w:rPr>
+                <w:rStyle w:val="af0"/>
               </w:rPr>
               <w:t>Description</w:t>
             </w:r>
@@ -1823,7 +1840,7 @@
           </w:tcPr>
           <w:p>
             <w:pPr>
-              <w:pStyle w:val="aff8"/>
+              <w:pStyle w:val="af1"/>
             </w:pPr>
             <w:r>
               <w:t>Описание подсистемы.</w:t>
@@ -1842,7 +1859,7 @@
           </w:tcPr>
           <w:p>
             <w:pPr>
-              <w:pStyle w:val="af8"/>
+              <w:pStyle w:val="af"/>
             </w:pPr>
             <w:r>
               <w:t>string</w:t>
@@ -1866,12 +1883,12 @@
               <w:spacing w:after="0"/>
               <w:contextualSpacing w:val="0"/>
               <w:rPr>
-                <w:rStyle w:val="af9"/>
-              </w:rPr>
-            </w:pPr>
-            <w:r>
-              <w:rPr>
-                <w:rStyle w:val="af9"/>
+                <w:rStyle w:val="af0"/>
+              </w:rPr>
+            </w:pPr>
+            <w:r>
+              <w:rPr>
+                <w:rStyle w:val="af0"/>
               </w:rPr>
               <w:t>WcfEndpoint</w:t>
             </w:r>
@@ -1889,7 +1906,7 @@
           </w:tcPr>
           <w:p>
             <w:pPr>
-              <w:pStyle w:val="aff8"/>
+              <w:pStyle w:val="af1"/>
             </w:pPr>
             <w:hyperlink w:anchor="h.4k668n3">
               <w:r>
@@ -1922,7 +1939,7 @@
           </w:tcPr>
           <w:p>
             <w:pPr>
-              <w:pStyle w:val="af8"/>
+              <w:pStyle w:val="af"/>
             </w:pPr>
             <w:r>
               <w:t>string</w:t>
@@ -1946,12 +1963,12 @@
               <w:spacing w:after="0"/>
               <w:contextualSpacing w:val="0"/>
               <w:rPr>
-                <w:rStyle w:val="af9"/>
-              </w:rPr>
-            </w:pPr>
-            <w:r>
-              <w:rPr>
-                <w:rStyle w:val="af9"/>
+                <w:rStyle w:val="af0"/>
+              </w:rPr>
+            </w:pPr>
+            <w:r>
+              <w:rPr>
+                <w:rStyle w:val="af0"/>
               </w:rPr>
               <w:t>WebEndpoint</w:t>
             </w:r>
@@ -1969,7 +1986,7 @@
           </w:tcPr>
           <w:p>
             <w:pPr>
-              <w:pStyle w:val="aff8"/>
+              <w:pStyle w:val="af1"/>
             </w:pPr>
             <w:hyperlink w:anchor="h.4k668n3">
               <w:r>
@@ -2002,7 +2019,7 @@
           </w:tcPr>
           <w:p>
             <w:pPr>
-              <w:pStyle w:val="af8"/>
+              <w:pStyle w:val="af"/>
             </w:pPr>
             <w:r>
               <w:t>string</w:t>
@@ -2026,12 +2043,12 @@
               <w:spacing w:after="0"/>
               <w:contextualSpacing w:val="0"/>
               <w:rPr>
-                <w:rStyle w:val="af9"/>
-              </w:rPr>
-            </w:pPr>
-            <w:r>
-              <w:rPr>
-                <w:rStyle w:val="af9"/>
+                <w:rStyle w:val="af0"/>
+              </w:rPr>
+            </w:pPr>
+            <w:r>
+              <w:rPr>
+                <w:rStyle w:val="af0"/>
               </w:rPr>
               <w:t>Restrictions</w:t>
             </w:r>
@@ -2049,7 +2066,7 @@
           </w:tcPr>
           <w:p>
             <w:pPr>
-              <w:pStyle w:val="aff8"/>
+              <w:pStyle w:val="af1"/>
             </w:pPr>
             <w:r>
               <w:t>Ограничения для работы с АPI данной подсистемы</w:t>
@@ -2068,7 +2085,7 @@
           </w:tcPr>
           <w:p>
             <w:pPr>
-              <w:pStyle w:val="af8"/>
+              <w:pStyle w:val="af"/>
             </w:pPr>
             <w:hyperlink w:anchor="h.3dy6vkm">
               <w:r>
@@ -2095,12 +2112,12 @@
               <w:spacing w:after="0"/>
               <w:contextualSpacing w:val="0"/>
               <w:rPr>
-                <w:rStyle w:val="af9"/>
-              </w:rPr>
-            </w:pPr>
-            <w:r>
-              <w:rPr>
-                <w:rStyle w:val="af9"/>
+                <w:rStyle w:val="af0"/>
+              </w:rPr>
+            </w:pPr>
+            <w:r>
+              <w:rPr>
+                <w:rStyle w:val="af0"/>
               </w:rPr>
               <w:t>IncomingEvents</w:t>
             </w:r>
@@ -2118,7 +2135,7 @@
           </w:tcPr>
           <w:p>
             <w:pPr>
-              <w:pStyle w:val="aff8"/>
+              <w:pStyle w:val="af1"/>
             </w:pPr>
             <w:r>
               <w:t xml:space="preserve">Список событий, которые данная подсистема ожидает получать от других подсистем. </w:t>
@@ -2126,7 +2143,7 @@
           </w:p>
           <w:p>
             <w:pPr>
-              <w:pStyle w:val="aff8"/>
+              <w:pStyle w:val="af1"/>
             </w:pPr>
             <w:r>
               <w:t xml:space="preserve">Если передан пустой список - подсистеме не будут ретранслироваться сообщения от других подсистем. </w:t>
@@ -2134,7 +2151,7 @@
           </w:p>
           <w:p>
             <w:pPr>
-              <w:pStyle w:val="aff8"/>
+              <w:pStyle w:val="af1"/>
             </w:pPr>
             <w:r>
               <w:t xml:space="preserve">Если содержит строку </w:t>
@@ -2166,10 +2183,15 @@
           </w:tcPr>
           <w:p>
             <w:pPr>
-              <w:pStyle w:val="af8"/>
-            </w:pPr>
-            <w:r>
-              <w:t>string[]</w:t>
+              <w:pStyle w:val="af"/>
+            </w:pPr>
+            <w:proofErr w:type="gramStart"/>
+            <w:r>
+              <w:t>string[</w:t>
+            </w:r>
+            <w:proofErr w:type="gramEnd"/>
+            <w:r>
+              <w:t>]</w:t>
             </w:r>
           </w:p>
         </w:tc>
@@ -2190,12 +2212,12 @@
               <w:spacing w:after="0"/>
               <w:contextualSpacing w:val="0"/>
               <w:rPr>
-                <w:rStyle w:val="af9"/>
-              </w:rPr>
-            </w:pPr>
-            <w:r>
-              <w:rPr>
-                <w:rStyle w:val="af9"/>
+                <w:rStyle w:val="af0"/>
+              </w:rPr>
+            </w:pPr>
+            <w:r>
+              <w:rPr>
+                <w:rStyle w:val="af0"/>
               </w:rPr>
               <w:t>OutgoingEvents</w:t>
             </w:r>
@@ -2213,7 +2235,7 @@
           </w:tcPr>
           <w:p>
             <w:pPr>
-              <w:pStyle w:val="aff8"/>
+              <w:pStyle w:val="af1"/>
             </w:pPr>
             <w:r>
               <w:t>Список событий, которые данная подсистема может отправлять другим подсистемам. Если передан пустой список - подписка на события из других подсистем не будет выполняться.</w:t>
@@ -2232,10 +2254,15 @@
           </w:tcPr>
           <w:p>
             <w:pPr>
-              <w:pStyle w:val="af8"/>
-            </w:pPr>
-            <w:r>
-              <w:t>string[]</w:t>
+              <w:pStyle w:val="af"/>
+            </w:pPr>
+            <w:proofErr w:type="gramStart"/>
+            <w:r>
+              <w:t>string[</w:t>
+            </w:r>
+            <w:proofErr w:type="gramEnd"/>
+            <w:r>
+              <w:t>]</w:t>
             </w:r>
           </w:p>
         </w:tc>
@@ -2256,12 +2283,12 @@
               <w:spacing w:after="0"/>
               <w:contextualSpacing w:val="0"/>
               <w:rPr>
-                <w:rStyle w:val="af9"/>
-              </w:rPr>
-            </w:pPr>
-            <w:r>
-              <w:rPr>
-                <w:rStyle w:val="af9"/>
+                <w:rStyle w:val="af0"/>
+              </w:rPr>
+            </w:pPr>
+            <w:r>
+              <w:rPr>
+                <w:rStyle w:val="af0"/>
               </w:rPr>
               <w:t>RepositoryClasses</w:t>
             </w:r>
@@ -2279,7 +2306,7 @@
           </w:tcPr>
           <w:p>
             <w:pPr>
-              <w:pStyle w:val="aff8"/>
+              <w:pStyle w:val="af1"/>
             </w:pPr>
             <w:r>
               <w:t xml:space="preserve">Список полных наименований бизнес-классов, которые доступны через </w:t>
@@ -2310,10 +2337,15 @@
           </w:tcPr>
           <w:p>
             <w:pPr>
-              <w:pStyle w:val="af8"/>
-            </w:pPr>
-            <w:r>
-              <w:t>string[]</w:t>
+              <w:pStyle w:val="af"/>
+            </w:pPr>
+            <w:proofErr w:type="gramStart"/>
+            <w:r>
+              <w:t>string[</w:t>
+            </w:r>
+            <w:proofErr w:type="gramEnd"/>
+            <w:r>
+              <w:t>]</w:t>
             </w:r>
           </w:p>
         </w:tc>
@@ -2326,7 +2358,7 @@
     </w:p>
     <w:tbl>
       <w:tblPr>
-        <w:tblStyle w:val="aa"/>
+        <w:tblStyle w:val="a2"/>
         <w:tblW w:w="10665" w:type="dxa"/>
         <w:tblInd w:w="100" w:type="dxa"/>
         <w:tblBorders>
@@ -2363,11 +2395,10 @@
           </w:tcPr>
           <w:p>
             <w:pPr>
-              <w:pStyle w:val="3"/>
+              <w:pStyle w:val="Heading3"/>
               <w:spacing w:before="0" w:line="240" w:lineRule="auto"/>
               <w:contextualSpacing w:val="0"/>
               <w:jc w:val="center"/>
-              <w:outlineLvl w:val="2"/>
               <w:rPr>
                 <w:rFonts w:ascii="Consolas" w:eastAsia="Consolas" w:hAnsi="Consolas" w:cs="Consolas"/>
                 <w:b/>
@@ -2480,12 +2511,12 @@
               <w:spacing w:after="0"/>
               <w:contextualSpacing w:val="0"/>
               <w:rPr>
-                <w:rStyle w:val="af9"/>
-              </w:rPr>
-            </w:pPr>
-            <w:r>
-              <w:rPr>
-                <w:rStyle w:val="af9"/>
+                <w:rStyle w:val="af0"/>
+              </w:rPr>
+            </w:pPr>
+            <w:r>
+              <w:rPr>
+                <w:rStyle w:val="af0"/>
               </w:rPr>
               <w:t>MaxCoordinateCount</w:t>
             </w:r>
@@ -2503,7 +2534,7 @@
           </w:tcPr>
           <w:p>
             <w:pPr>
-              <w:pStyle w:val="aff8"/>
+              <w:pStyle w:val="af1"/>
             </w:pPr>
             <w:r>
               <w:t>Максимальное кол-во хранимых координат</w:t>
@@ -2522,7 +2553,7 @@
           </w:tcPr>
           <w:p>
             <w:pPr>
-              <w:pStyle w:val="af8"/>
+              <w:pStyle w:val="af"/>
             </w:pPr>
             <w:r>
               <w:t>int?</w:t>
@@ -2546,12 +2577,12 @@
               <w:spacing w:after="0"/>
               <w:contextualSpacing w:val="0"/>
               <w:rPr>
-                <w:rStyle w:val="af9"/>
-              </w:rPr>
-            </w:pPr>
-            <w:r>
-              <w:rPr>
-                <w:rStyle w:val="af9"/>
+                <w:rStyle w:val="af0"/>
+              </w:rPr>
+            </w:pPr>
+            <w:r>
+              <w:rPr>
+                <w:rStyle w:val="af0"/>
               </w:rPr>
               <w:t xml:space="preserve">CoordinateExpirationTime </w:t>
             </w:r>
@@ -2569,7 +2600,7 @@
           </w:tcPr>
           <w:p>
             <w:pPr>
-              <w:pStyle w:val="aff8"/>
+              <w:pStyle w:val="af1"/>
             </w:pPr>
             <w:r>
               <w:t>Максимальное время хранения координат</w:t>
@@ -2588,7 +2619,7 @@
           </w:tcPr>
           <w:p>
             <w:pPr>
-              <w:pStyle w:val="af8"/>
+              <w:pStyle w:val="af"/>
             </w:pPr>
             <w:r>
               <w:t>TimeSpan?</w:t>
@@ -2612,12 +2643,12 @@
               <w:spacing w:after="0"/>
               <w:contextualSpacing w:val="0"/>
               <w:rPr>
-                <w:rStyle w:val="af9"/>
-              </w:rPr>
-            </w:pPr>
-            <w:r>
-              <w:rPr>
-                <w:rStyle w:val="af9"/>
+                <w:rStyle w:val="af0"/>
+              </w:rPr>
+            </w:pPr>
+            <w:r>
+              <w:rPr>
+                <w:rStyle w:val="af0"/>
               </w:rPr>
               <w:t>MaxDeviceCount</w:t>
             </w:r>
@@ -2635,7 +2666,7 @@
           </w:tcPr>
           <w:p>
             <w:pPr>
-              <w:pStyle w:val="aff8"/>
+              <w:pStyle w:val="af1"/>
             </w:pPr>
             <w:r>
               <w:t>Максимальное количество устройств слежения</w:t>
@@ -2654,7 +2685,7 @@
           </w:tcPr>
           <w:p>
             <w:pPr>
-              <w:pStyle w:val="af8"/>
+              <w:pStyle w:val="af"/>
             </w:pPr>
             <w:r>
               <w:t>int?</w:t>
@@ -2678,12 +2709,12 @@
               <w:spacing w:after="0"/>
               <w:contextualSpacing w:val="0"/>
               <w:rPr>
-                <w:rStyle w:val="af9"/>
-              </w:rPr>
-            </w:pPr>
-            <w:r>
-              <w:rPr>
-                <w:rStyle w:val="af9"/>
+                <w:rStyle w:val="af0"/>
+              </w:rPr>
+            </w:pPr>
+            <w:r>
+              <w:rPr>
+                <w:rStyle w:val="af0"/>
               </w:rPr>
               <w:t>MaxUserCount</w:t>
             </w:r>
@@ -2701,7 +2732,7 @@
           </w:tcPr>
           <w:p>
             <w:pPr>
-              <w:pStyle w:val="aff8"/>
+              <w:pStyle w:val="af1"/>
             </w:pPr>
             <w:r>
               <w:t>Максимальное количество пользователей приложения</w:t>
@@ -2720,7 +2751,7 @@
           </w:tcPr>
           <w:p>
             <w:pPr>
-              <w:pStyle w:val="af8"/>
+              <w:pStyle w:val="af"/>
             </w:pPr>
             <w:r>
               <w:t>int?</w:t>
@@ -2740,7 +2771,7 @@
     </w:p>
     <w:tbl>
       <w:tblPr>
-        <w:tblStyle w:val="ab"/>
+        <w:tblStyle w:val="a3"/>
         <w:tblW w:w="10665" w:type="dxa"/>
         <w:tblInd w:w="100" w:type="dxa"/>
         <w:tblBorders>
@@ -2756,8 +2787,8 @@
       </w:tblPr>
       <w:tblGrid>
         <w:gridCol w:w="1735"/>
-        <w:gridCol w:w="7513"/>
-        <w:gridCol w:w="1417"/>
+        <w:gridCol w:w="6946"/>
+        <w:gridCol w:w="1984"/>
       </w:tblGrid>
       <w:tr>
         <w:trPr>
@@ -2777,11 +2808,10 @@
           </w:tcPr>
           <w:p>
             <w:pPr>
-              <w:pStyle w:val="3"/>
+              <w:pStyle w:val="Heading3"/>
               <w:spacing w:before="0" w:line="240" w:lineRule="auto"/>
               <w:contextualSpacing w:val="0"/>
               <w:jc w:val="center"/>
-              <w:outlineLvl w:val="2"/>
               <w:rPr>
                 <w:rFonts w:ascii="Consolas" w:eastAsia="Consolas" w:hAnsi="Consolas" w:cs="Consolas"/>
                 <w:b/>
@@ -2789,8 +2819,8 @@
                 <w:lang w:val="en-US"/>
               </w:rPr>
             </w:pPr>
-            <w:bookmarkStart w:id="5" w:name="_Session"/>
-            <w:bookmarkEnd w:id="5"/>
+            <w:bookmarkStart w:id="4" w:name="_Session"/>
+            <w:bookmarkEnd w:id="4"/>
             <w:r>
               <w:rPr>
                 <w:rFonts w:ascii="Consolas" w:eastAsia="Consolas" w:hAnsi="Consolas" w:cs="Consolas"/>
@@ -2824,8 +2854,8 @@
                 <w:color w:val="FFFFFF"/>
               </w:rPr>
             </w:pPr>
-            <w:bookmarkStart w:id="6" w:name="_Свойство"/>
-            <w:bookmarkEnd w:id="6"/>
+            <w:bookmarkStart w:id="5" w:name="_Свойство"/>
+            <w:bookmarkEnd w:id="5"/>
             <w:r>
               <w:rPr>
                 <w:b/>
@@ -2837,7 +2867,7 @@
         </w:tc>
         <w:tc>
           <w:tcPr>
-            <w:tcW w:w="7513" w:type="dxa"/>
+            <w:tcW w:w="6946" w:type="dxa"/>
             <w:shd w:val="clear" w:color="auto" w:fill="999999"/>
             <w:tcMar>
               <w:top w:w="100" w:type="dxa"/>
@@ -2865,7 +2895,7 @@
         </w:tc>
         <w:tc>
           <w:tcPr>
-            <w:tcW w:w="1417" w:type="dxa"/>
+            <w:tcW w:w="1984" w:type="dxa"/>
             <w:shd w:val="clear" w:color="auto" w:fill="999999"/>
             <w:tcMar>
               <w:top w:w="100" w:type="dxa"/>
@@ -2905,16 +2935,15 @@
           </w:tcPr>
           <w:p>
             <w:pPr>
-              <w:pStyle w:val="1"/>
+              <w:pStyle w:val="Heading1"/>
               <w:spacing w:before="0"/>
-              <w:outlineLvl w:val="0"/>
-              <w:rPr>
-                <w:rStyle w:val="af9"/>
-              </w:rPr>
-            </w:pPr>
-            <w:r>
-              <w:rPr>
-                <w:rStyle w:val="af9"/>
+              <w:rPr>
+                <w:rStyle w:val="af0"/>
+              </w:rPr>
+            </w:pPr>
+            <w:r>
+              <w:rPr>
+                <w:rStyle w:val="af0"/>
               </w:rPr>
               <w:t>Id</w:t>
             </w:r>
@@ -2922,17 +2951,17 @@
         </w:tc>
         <w:tc>
           <w:tcPr>
-            <w:tcW w:w="7513" w:type="dxa"/>
-            <w:tcMar>
-              <w:top w:w="100" w:type="dxa"/>
-              <w:left w:w="100" w:type="dxa"/>
-              <w:bottom w:w="100" w:type="dxa"/>
-              <w:right w:w="100" w:type="dxa"/>
-            </w:tcMar>
-          </w:tcPr>
-          <w:p>
-            <w:pPr>
-              <w:pStyle w:val="aff8"/>
+            <w:tcW w:w="6946" w:type="dxa"/>
+            <w:tcMar>
+              <w:top w:w="100" w:type="dxa"/>
+              <w:left w:w="100" w:type="dxa"/>
+              <w:bottom w:w="100" w:type="dxa"/>
+              <w:right w:w="100" w:type="dxa"/>
+            </w:tcMar>
+          </w:tcPr>
+          <w:p>
+            <w:pPr>
+              <w:pStyle w:val="af1"/>
             </w:pPr>
             <w:r>
               <w:t>Идентификатор сессии</w:t>
@@ -2941,17 +2970,17 @@
         </w:tc>
         <w:tc>
           <w:tcPr>
-            <w:tcW w:w="1417" w:type="dxa"/>
-            <w:tcMar>
-              <w:top w:w="100" w:type="dxa"/>
-              <w:left w:w="100" w:type="dxa"/>
-              <w:bottom w:w="100" w:type="dxa"/>
-              <w:right w:w="100" w:type="dxa"/>
-            </w:tcMar>
-          </w:tcPr>
-          <w:p>
-            <w:pPr>
-              <w:pStyle w:val="af8"/>
+            <w:tcW w:w="1984" w:type="dxa"/>
+            <w:tcMar>
+              <w:top w:w="100" w:type="dxa"/>
+              <w:left w:w="100" w:type="dxa"/>
+              <w:bottom w:w="100" w:type="dxa"/>
+              <w:right w:w="100" w:type="dxa"/>
+            </w:tcMar>
+          </w:tcPr>
+          <w:p>
+            <w:pPr>
+              <w:pStyle w:val="af"/>
             </w:pPr>
             <w:r>
               <w:t>string</w:t>
@@ -2972,16 +3001,15 @@
           </w:tcPr>
           <w:p>
             <w:pPr>
-              <w:pStyle w:val="1"/>
+              <w:pStyle w:val="Heading1"/>
               <w:spacing w:before="0"/>
-              <w:outlineLvl w:val="0"/>
-              <w:rPr>
-                <w:rStyle w:val="af9"/>
-              </w:rPr>
-            </w:pPr>
-            <w:r>
-              <w:rPr>
-                <w:rStyle w:val="af9"/>
+              <w:rPr>
+                <w:rStyle w:val="af0"/>
+              </w:rPr>
+            </w:pPr>
+            <w:r>
+              <w:rPr>
+                <w:rStyle w:val="af0"/>
               </w:rPr>
               <w:t xml:space="preserve">ExpiredAt </w:t>
             </w:r>
@@ -2989,17 +3017,17 @@
         </w:tc>
         <w:tc>
           <w:tcPr>
-            <w:tcW w:w="7513" w:type="dxa"/>
-            <w:tcMar>
-              <w:top w:w="100" w:type="dxa"/>
-              <w:left w:w="100" w:type="dxa"/>
-              <w:bottom w:w="100" w:type="dxa"/>
-              <w:right w:w="100" w:type="dxa"/>
-            </w:tcMar>
-          </w:tcPr>
-          <w:p>
-            <w:pPr>
-              <w:pStyle w:val="aff8"/>
+            <w:tcW w:w="6946" w:type="dxa"/>
+            <w:tcMar>
+              <w:top w:w="100" w:type="dxa"/>
+              <w:left w:w="100" w:type="dxa"/>
+              <w:bottom w:w="100" w:type="dxa"/>
+              <w:right w:w="100" w:type="dxa"/>
+            </w:tcMar>
+          </w:tcPr>
+          <w:p>
+            <w:pPr>
+              <w:pStyle w:val="af1"/>
             </w:pPr>
             <w:r>
               <w:t>Дата,</w:t>
@@ -3011,20 +3039,23 @@
         </w:tc>
         <w:tc>
           <w:tcPr>
-            <w:tcW w:w="1417" w:type="dxa"/>
-            <w:tcMar>
-              <w:top w:w="100" w:type="dxa"/>
-              <w:left w:w="100" w:type="dxa"/>
-              <w:bottom w:w="100" w:type="dxa"/>
-              <w:right w:w="100" w:type="dxa"/>
-            </w:tcMar>
-          </w:tcPr>
-          <w:p>
-            <w:pPr>
-              <w:pStyle w:val="af8"/>
+            <w:tcW w:w="1984" w:type="dxa"/>
+            <w:tcMar>
+              <w:top w:w="100" w:type="dxa"/>
+              <w:left w:w="100" w:type="dxa"/>
+              <w:bottom w:w="100" w:type="dxa"/>
+              <w:right w:w="100" w:type="dxa"/>
+            </w:tcMar>
+          </w:tcPr>
+          <w:p>
+            <w:pPr>
+              <w:pStyle w:val="af"/>
             </w:pPr>
             <w:r>
               <w:t>DateTime</w:t>
+            </w:r>
+            <w:r>
+              <w:t>Offset</w:t>
             </w:r>
           </w:p>
         </w:tc>
@@ -3042,53 +3073,83 @@
           </w:tcPr>
           <w:p>
             <w:pPr>
-              <w:pStyle w:val="1"/>
+              <w:pStyle w:val="Heading1"/>
               <w:spacing w:before="0"/>
-              <w:outlineLvl w:val="0"/>
-              <w:rPr>
-                <w:rStyle w:val="af9"/>
-              </w:rPr>
-            </w:pPr>
-            <w:r>
-              <w:rPr>
-                <w:rStyle w:val="af9"/>
-              </w:rPr>
-              <w:t xml:space="preserve">PrincipalInfo </w:t>
-            </w:r>
-          </w:p>
-        </w:tc>
-        <w:tc>
-          <w:tcPr>
-            <w:tcW w:w="7513" w:type="dxa"/>
-            <w:tcMar>
-              <w:top w:w="100" w:type="dxa"/>
-              <w:left w:w="100" w:type="dxa"/>
-              <w:bottom w:w="100" w:type="dxa"/>
-              <w:right w:w="100" w:type="dxa"/>
-            </w:tcMar>
-          </w:tcPr>
-          <w:p>
-            <w:pPr>
-              <w:pStyle w:val="aff8"/>
-            </w:pPr>
-            <w:r>
-              <w:t>Данные об идентификации для которой была создана данная сессия.</w:t>
-            </w:r>
-          </w:p>
-        </w:tc>
-        <w:tc>
-          <w:tcPr>
-            <w:tcW w:w="1417" w:type="dxa"/>
-            <w:tcMar>
-              <w:top w:w="100" w:type="dxa"/>
-              <w:left w:w="100" w:type="dxa"/>
-              <w:bottom w:w="100" w:type="dxa"/>
-              <w:right w:w="100" w:type="dxa"/>
-            </w:tcMar>
-          </w:tcPr>
-          <w:p>
-            <w:pPr>
-              <w:pStyle w:val="af8"/>
+              <w:rPr>
+                <w:rStyle w:val="af0"/>
+              </w:rPr>
+            </w:pPr>
+            <w:r>
+              <w:rPr>
+                <w:rStyle w:val="af0"/>
+                <w:lang w:val="en-US"/>
+              </w:rPr>
+              <w:t>Identity</w:t>
+            </w:r>
+            <w:r>
+              <w:rPr>
+                <w:rStyle w:val="af0"/>
+              </w:rPr>
+              <w:t xml:space="preserve">Info </w:t>
+            </w:r>
+          </w:p>
+        </w:tc>
+        <w:tc>
+          <w:tcPr>
+            <w:tcW w:w="6946" w:type="dxa"/>
+            <w:tcMar>
+              <w:top w:w="100" w:type="dxa"/>
+              <w:left w:w="100" w:type="dxa"/>
+              <w:bottom w:w="100" w:type="dxa"/>
+              <w:right w:w="100" w:type="dxa"/>
+            </w:tcMar>
+          </w:tcPr>
+          <w:p>
+            <w:pPr>
+              <w:pStyle w:val="af1"/>
+            </w:pPr>
+            <w:r>
+              <w:t xml:space="preserve">Данные </w:t>
+            </w:r>
+            <w:r>
+              <w:t>об идентификации,</w:t>
+            </w:r>
+            <w:r>
+              <w:t xml:space="preserve"> для которой была создана данная сессия</w:t>
+            </w:r>
+            <w:r>
+              <w:rPr>
+                <w:lang w:val="en-US"/>
+              </w:rPr>
+              <w:t xml:space="preserve"> (</w:t>
+            </w:r>
+            <w:r>
+              <w:t>внутреннее поле, не передаётся клиентам</w:t>
+            </w:r>
+            <w:r>
+              <w:rPr>
+                <w:lang w:val="en-US"/>
+              </w:rPr>
+              <w:t>)</w:t>
+            </w:r>
+            <w:r>
+              <w:t>.</w:t>
+            </w:r>
+          </w:p>
+        </w:tc>
+        <w:tc>
+          <w:tcPr>
+            <w:tcW w:w="1984" w:type="dxa"/>
+            <w:tcMar>
+              <w:top w:w="100" w:type="dxa"/>
+              <w:left w:w="100" w:type="dxa"/>
+              <w:bottom w:w="100" w:type="dxa"/>
+              <w:right w:w="100" w:type="dxa"/>
+            </w:tcMar>
+          </w:tcPr>
+          <w:p>
+            <w:pPr>
+              <w:pStyle w:val="af"/>
             </w:pPr>
             <w:r>
               <w:t>string</w:t>
@@ -3099,13 +3160,13 @@
     </w:tbl>
     <w:p>
       <w:pPr>
-        <w:pStyle w:val="1"/>
+        <w:pStyle w:val="Heading1"/>
         <w:spacing w:before="0"/>
       </w:pPr>
     </w:p>
     <w:tbl>
       <w:tblPr>
-        <w:tblStyle w:val="ac"/>
+        <w:tblStyle w:val="a4"/>
         <w:tblW w:w="10665" w:type="dxa"/>
         <w:tblInd w:w="100" w:type="dxa"/>
         <w:tblBorders>
@@ -3121,8 +3182,8 @@
       </w:tblPr>
       <w:tblGrid>
         <w:gridCol w:w="1593"/>
-        <w:gridCol w:w="7655"/>
-        <w:gridCol w:w="1417"/>
+        <w:gridCol w:w="7088"/>
+        <w:gridCol w:w="1984"/>
       </w:tblGrid>
       <w:tr>
         <w:trPr>
@@ -3142,11 +3203,10 @@
           </w:tcPr>
           <w:p>
             <w:pPr>
-              <w:pStyle w:val="3"/>
+              <w:pStyle w:val="Heading3"/>
               <w:spacing w:before="0" w:line="240" w:lineRule="auto"/>
               <w:contextualSpacing w:val="0"/>
               <w:jc w:val="center"/>
-              <w:outlineLvl w:val="2"/>
               <w:rPr>
                 <w:rFonts w:ascii="Consolas" w:eastAsia="Consolas" w:hAnsi="Consolas" w:cs="Consolas"/>
                 <w:b/>
@@ -3154,7 +3214,7 @@
                 <w:lang w:val="en-US"/>
               </w:rPr>
             </w:pPr>
-            <w:bookmarkStart w:id="7" w:name="SessionInfo"/>
+            <w:bookmarkStart w:id="6" w:name="SessionInfo"/>
             <w:r>
               <w:rPr>
                 <w:rFonts w:ascii="Consolas" w:eastAsia="Consolas" w:hAnsi="Consolas" w:cs="Consolas"/>
@@ -3164,7 +3224,7 @@
               </w:rPr>
               <w:t>SessionInfo</w:t>
             </w:r>
-            <w:bookmarkEnd w:id="7"/>
+            <w:bookmarkEnd w:id="6"/>
           </w:p>
         </w:tc>
       </w:tr>
@@ -3199,7 +3259,7 @@
         </w:tc>
         <w:tc>
           <w:tcPr>
-            <w:tcW w:w="7655" w:type="dxa"/>
+            <w:tcW w:w="7088" w:type="dxa"/>
             <w:shd w:val="clear" w:color="auto" w:fill="999999"/>
             <w:tcMar>
               <w:top w:w="100" w:type="dxa"/>
@@ -3227,7 +3287,7 @@
         </w:tc>
         <w:tc>
           <w:tcPr>
-            <w:tcW w:w="1417" w:type="dxa"/>
+            <w:tcW w:w="1984" w:type="dxa"/>
             <w:shd w:val="clear" w:color="auto" w:fill="999999"/>
             <w:tcMar>
               <w:top w:w="100" w:type="dxa"/>
@@ -3267,16 +3327,15 @@
           </w:tcPr>
           <w:p>
             <w:pPr>
-              <w:pStyle w:val="1"/>
+              <w:pStyle w:val="Heading1"/>
               <w:spacing w:before="0"/>
-              <w:outlineLvl w:val="0"/>
-              <w:rPr>
-                <w:rStyle w:val="af9"/>
-              </w:rPr>
-            </w:pPr>
-            <w:r>
-              <w:rPr>
-                <w:rStyle w:val="af9"/>
+              <w:rPr>
+                <w:rStyle w:val="af0"/>
+              </w:rPr>
+            </w:pPr>
+            <w:r>
+              <w:rPr>
+                <w:rStyle w:val="af0"/>
               </w:rPr>
               <w:t>SessionKey</w:t>
             </w:r>
@@ -3284,17 +3343,17 @@
         </w:tc>
         <w:tc>
           <w:tcPr>
-            <w:tcW w:w="7655" w:type="dxa"/>
-            <w:tcMar>
-              <w:top w:w="100" w:type="dxa"/>
-              <w:left w:w="100" w:type="dxa"/>
-              <w:bottom w:w="100" w:type="dxa"/>
-              <w:right w:w="100" w:type="dxa"/>
-            </w:tcMar>
-          </w:tcPr>
-          <w:p>
-            <w:pPr>
-              <w:pStyle w:val="aff8"/>
+            <w:tcW w:w="7088" w:type="dxa"/>
+            <w:tcMar>
+              <w:top w:w="100" w:type="dxa"/>
+              <w:left w:w="100" w:type="dxa"/>
+              <w:bottom w:w="100" w:type="dxa"/>
+              <w:right w:w="100" w:type="dxa"/>
+            </w:tcMar>
+          </w:tcPr>
+          <w:p>
+            <w:pPr>
+              <w:pStyle w:val="af1"/>
             </w:pPr>
             <w:r>
               <w:t>Временный сессионный ключ</w:t>
@@ -3303,17 +3362,17 @@
         </w:tc>
         <w:tc>
           <w:tcPr>
-            <w:tcW w:w="1417" w:type="dxa"/>
-            <w:tcMar>
-              <w:top w:w="100" w:type="dxa"/>
-              <w:left w:w="100" w:type="dxa"/>
-              <w:bottom w:w="100" w:type="dxa"/>
-              <w:right w:w="100" w:type="dxa"/>
-            </w:tcMar>
-          </w:tcPr>
-          <w:p>
-            <w:pPr>
-              <w:pStyle w:val="af8"/>
+            <w:tcW w:w="1984" w:type="dxa"/>
+            <w:tcMar>
+              <w:top w:w="100" w:type="dxa"/>
+              <w:left w:w="100" w:type="dxa"/>
+              <w:bottom w:w="100" w:type="dxa"/>
+              <w:right w:w="100" w:type="dxa"/>
+            </w:tcMar>
+          </w:tcPr>
+          <w:p>
+            <w:pPr>
+              <w:pStyle w:val="af"/>
             </w:pPr>
             <w:r>
               <w:t>string</w:t>
@@ -3334,56 +3393,58 @@
           </w:tcPr>
           <w:p>
             <w:pPr>
-              <w:pStyle w:val="1"/>
+              <w:pStyle w:val="Heading1"/>
               <w:spacing w:before="0"/>
-              <w:outlineLvl w:val="0"/>
-              <w:rPr>
-                <w:rStyle w:val="af9"/>
-              </w:rPr>
-            </w:pPr>
-            <w:r>
-              <w:rPr>
-                <w:rStyle w:val="af9"/>
-              </w:rPr>
-              <w:t>ExpiredIn</w:t>
-            </w:r>
-          </w:p>
-        </w:tc>
-        <w:tc>
-          <w:tcPr>
-            <w:tcW w:w="7655" w:type="dxa"/>
-            <w:tcMar>
-              <w:top w:w="100" w:type="dxa"/>
-              <w:left w:w="100" w:type="dxa"/>
-              <w:bottom w:w="100" w:type="dxa"/>
-              <w:right w:w="100" w:type="dxa"/>
-            </w:tcMar>
-          </w:tcPr>
-          <w:p>
-            <w:pPr>
-              <w:pStyle w:val="aff8"/>
-            </w:pPr>
-            <w:r>
-              <w:t>Период действия ключа с момента выдачи</w:t>
-            </w:r>
-          </w:p>
-        </w:tc>
-        <w:tc>
-          <w:tcPr>
-            <w:tcW w:w="1417" w:type="dxa"/>
-            <w:tcMar>
-              <w:top w:w="100" w:type="dxa"/>
-              <w:left w:w="100" w:type="dxa"/>
-              <w:bottom w:w="100" w:type="dxa"/>
-              <w:right w:w="100" w:type="dxa"/>
-            </w:tcMar>
-          </w:tcPr>
-          <w:p>
-            <w:pPr>
-              <w:pStyle w:val="af8"/>
-            </w:pPr>
-            <w:r>
-              <w:t>TimeSpan</w:t>
+              <w:rPr>
+                <w:rStyle w:val="af0"/>
+              </w:rPr>
+            </w:pPr>
+            <w:r>
+              <w:rPr>
+                <w:rStyle w:val="af0"/>
+              </w:rPr>
+              <w:t>ExpiredAt</w:t>
+            </w:r>
+          </w:p>
+        </w:tc>
+        <w:tc>
+          <w:tcPr>
+            <w:tcW w:w="7088" w:type="dxa"/>
+            <w:tcMar>
+              <w:top w:w="100" w:type="dxa"/>
+              <w:left w:w="100" w:type="dxa"/>
+              <w:bottom w:w="100" w:type="dxa"/>
+              <w:right w:w="100" w:type="dxa"/>
+            </w:tcMar>
+          </w:tcPr>
+          <w:p>
+            <w:pPr>
+              <w:pStyle w:val="af1"/>
+            </w:pPr>
+            <w:r>
+              <w:t>Дата, до которой сессия валидна</w:t>
+            </w:r>
+          </w:p>
+        </w:tc>
+        <w:tc>
+          <w:tcPr>
+            <w:tcW w:w="1984" w:type="dxa"/>
+            <w:tcMar>
+              <w:top w:w="100" w:type="dxa"/>
+              <w:left w:w="100" w:type="dxa"/>
+              <w:bottom w:w="100" w:type="dxa"/>
+              <w:right w:w="100" w:type="dxa"/>
+            </w:tcMar>
+          </w:tcPr>
+          <w:p>
+            <w:pPr>
+              <w:pStyle w:val="af"/>
+            </w:pPr>
+            <w:r>
+              <w:t>DateTime</w:t>
+            </w:r>
+            <w:r>
+              <w:t>Offset</w:t>
             </w:r>
           </w:p>
         </w:tc>
@@ -3391,19 +3452,19 @@
     </w:tbl>
     <w:p>
       <w:pPr>
-        <w:pStyle w:val="1"/>
+        <w:pStyle w:val="Heading1"/>
         <w:spacing w:before="0"/>
       </w:pPr>
     </w:p>
     <w:p>
       <w:pPr>
-        <w:pStyle w:val="1"/>
+        <w:pStyle w:val="Heading1"/>
         <w:spacing w:before="0"/>
       </w:pPr>
     </w:p>
     <w:p>
       <w:pPr>
-        <w:pStyle w:val="1"/>
+        <w:pStyle w:val="Heading1"/>
         <w:tabs>
           <w:tab w:val="right" w:pos="10773"/>
         </w:tabs>
@@ -3422,7 +3483,7 @@
     </w:p>
     <w:p>
       <w:pPr>
-        <w:pStyle w:val="1"/>
+        <w:pStyle w:val="Heading1"/>
       </w:pPr>
       <w:r>
         <w:rPr>
@@ -3626,7 +3687,7 @@
     </w:p>
     <w:p>
       <w:pPr>
-        <w:pStyle w:val="1"/>
+        <w:pStyle w:val="Heading1"/>
         <w:tabs>
           <w:tab w:val="right" w:pos="10632"/>
         </w:tabs>
@@ -3772,7 +3833,7 @@
     </w:p>
     <w:p>
       <w:pPr>
-        <w:pStyle w:val="a3"/>
+        <w:pStyle w:val="Title"/>
         <w:spacing w:after="160"/>
         <w:jc w:val="left"/>
         <w:rPr>
@@ -3857,7 +3918,7 @@
     <w:p/>
     <w:tbl>
       <w:tblPr>
-        <w:tblStyle w:val="ad"/>
+        <w:tblStyle w:val="a5"/>
         <w:tblW w:w="10725" w:type="dxa"/>
         <w:tblInd w:w="100" w:type="dxa"/>
         <w:tblLayout w:type="fixed"/>
@@ -3892,13 +3953,12 @@
           </w:tcPr>
           <w:p>
             <w:pPr>
-              <w:pStyle w:val="2"/>
+              <w:pStyle w:val="Heading2"/>
               <w:tabs>
                 <w:tab w:val="right" w:pos="10515"/>
               </w:tabs>
               <w:spacing w:before="0"/>
               <w:contextualSpacing w:val="0"/>
-              <w:outlineLvl w:val="1"/>
               <w:rPr>
                 <w:lang w:val="sq-AL"/>
               </w:rPr>
@@ -3950,14 +4010,14 @@
             </w:r>
             <w:r>
               <w:rPr>
-                <w:rStyle w:val="af7"/>
+                <w:rStyle w:val="ae"/>
                 <w:b w:val="0"/>
               </w:rPr>
               <w:t>POST</w:t>
             </w:r>
             <w:r>
               <w:rPr>
-                <w:rStyle w:val="af7"/>
+                <w:rStyle w:val="ae"/>
               </w:rPr>
               <w:t>:</w:t>
             </w:r>
@@ -3994,7 +4054,7 @@
           </w:tcPr>
           <w:p>
             <w:pPr>
-              <w:pStyle w:val="afff0"/>
+              <w:pStyle w:val="af9"/>
             </w:pPr>
             <w:r>
               <w:t>Алгоритм хэширования пароля не раскрывается, поэтому для проверки корректности пароля на клиентской стороне можно использовать этот метод.</w:t>
@@ -4153,12 +4213,12 @@
               <w:spacing w:after="0"/>
               <w:contextualSpacing w:val="0"/>
               <w:rPr>
-                <w:rStyle w:val="af9"/>
-              </w:rPr>
-            </w:pPr>
-            <w:r>
-              <w:rPr>
-                <w:rStyle w:val="af9"/>
+                <w:rStyle w:val="af0"/>
+              </w:rPr>
+            </w:pPr>
+            <w:r>
+              <w:rPr>
+                <w:rStyle w:val="af0"/>
               </w:rPr>
               <w:t>password</w:t>
             </w:r>
@@ -4208,7 +4268,7 @@
           </w:tcPr>
           <w:p>
             <w:pPr>
-              <w:pStyle w:val="af8"/>
+              <w:pStyle w:val="af"/>
             </w:pPr>
             <w:r>
               <w:t>string</w:t>
@@ -4293,7 +4353,7 @@
           </w:tcPr>
           <w:p>
             <w:pPr>
-              <w:pStyle w:val="af8"/>
+              <w:pStyle w:val="af"/>
             </w:pPr>
             <w:r>
               <w:t>string</w:t>
@@ -4304,13 +4364,13 @@
     </w:tbl>
     <w:p>
       <w:pPr>
-        <w:pStyle w:val="3"/>
+        <w:pStyle w:val="Heading3"/>
         <w:spacing w:before="0"/>
       </w:pPr>
     </w:p>
     <w:tbl>
       <w:tblPr>
-        <w:tblStyle w:val="ae"/>
+        <w:tblStyle w:val="a6"/>
         <w:tblW w:w="10770" w:type="dxa"/>
         <w:tblInd w:w="100" w:type="dxa"/>
         <w:tblLayout w:type="fixed"/>
@@ -4345,13 +4405,12 @@
           </w:tcPr>
           <w:p>
             <w:pPr>
-              <w:pStyle w:val="2"/>
+              <w:pStyle w:val="Heading2"/>
               <w:tabs>
                 <w:tab w:val="right" w:pos="10515"/>
               </w:tabs>
               <w:spacing w:before="0"/>
               <w:contextualSpacing w:val="0"/>
-              <w:outlineLvl w:val="1"/>
               <w:rPr>
                 <w:lang w:val="sq-AL"/>
               </w:rPr>
@@ -4407,7 +4466,7 @@
             </w:r>
             <w:r>
               <w:rPr>
-                <w:rStyle w:val="af7"/>
+                <w:rStyle w:val="ae"/>
                 <w:b w:val="0"/>
               </w:rPr>
               <w:t>POST</w:t>
@@ -4454,7 +4513,7 @@
           </w:tcPr>
           <w:p>
             <w:pPr>
-              <w:pStyle w:val="afff0"/>
+              <w:pStyle w:val="af9"/>
             </w:pPr>
             <w:r>
               <w:t>Алгоритм хэширования пароля не раскрывается, поэтому для проверки корректности пароля на клиентской стороне можно использовать этот метод. В качестве параметров можно передавать как пароли, так и их хэши в различных комбинациях. (Например, сравнить пароль с хэшем).</w:t>
@@ -4462,7 +4521,7 @@
           </w:p>
           <w:p>
             <w:pPr>
-              <w:pStyle w:val="afff0"/>
+              <w:pStyle w:val="af9"/>
             </w:pPr>
             <w:r>
               <w:rPr>
@@ -4626,12 +4685,12 @@
             <w:pPr>
               <w:spacing w:after="0"/>
               <w:rPr>
-                <w:rStyle w:val="af9"/>
-              </w:rPr>
-            </w:pPr>
-            <w:r>
-              <w:rPr>
-                <w:rStyle w:val="af9"/>
+                <w:rStyle w:val="af0"/>
+              </w:rPr>
+            </w:pPr>
+            <w:r>
+              <w:rPr>
+                <w:rStyle w:val="af0"/>
               </w:rPr>
               <w:t>password1</w:t>
             </w:r>
@@ -4655,7 +4714,7 @@
           </w:tcPr>
           <w:p>
             <w:pPr>
-              <w:pStyle w:val="aff8"/>
+              <w:pStyle w:val="af1"/>
             </w:pPr>
             <w:r>
               <w:t>Пароль или его хэш для сравнения.</w:t>
@@ -4680,7 +4739,7 @@
           </w:tcPr>
           <w:p>
             <w:pPr>
-              <w:pStyle w:val="af8"/>
+              <w:pStyle w:val="af"/>
             </w:pPr>
             <w:r>
               <w:t>string</w:t>
@@ -4709,12 +4768,12 @@
             <w:pPr>
               <w:spacing w:after="0"/>
               <w:rPr>
-                <w:rStyle w:val="af9"/>
-              </w:rPr>
-            </w:pPr>
-            <w:r>
-              <w:rPr>
-                <w:rStyle w:val="af9"/>
+                <w:rStyle w:val="af0"/>
+              </w:rPr>
+            </w:pPr>
+            <w:r>
+              <w:rPr>
+                <w:rStyle w:val="af0"/>
               </w:rPr>
               <w:t>password2</w:t>
             </w:r>
@@ -4738,7 +4797,7 @@
           </w:tcPr>
           <w:p>
             <w:pPr>
-              <w:pStyle w:val="aff8"/>
+              <w:pStyle w:val="af1"/>
             </w:pPr>
             <w:r>
               <w:t>Пароль или его хэш для сравнения.</w:t>
@@ -4763,7 +4822,7 @@
           </w:tcPr>
           <w:p>
             <w:pPr>
-              <w:pStyle w:val="af8"/>
+              <w:pStyle w:val="af"/>
             </w:pPr>
             <w:r>
               <w:t>string</w:t>
@@ -4821,7 +4880,7 @@
           </w:tcPr>
           <w:p>
             <w:pPr>
-              <w:pStyle w:val="aff8"/>
+              <w:pStyle w:val="af1"/>
             </w:pPr>
             <w:r>
               <w:rPr>
@@ -4856,7 +4915,7 @@
           </w:tcPr>
           <w:p>
             <w:pPr>
-              <w:pStyle w:val="af8"/>
+              <w:pStyle w:val="af"/>
             </w:pPr>
             <w:r>
               <w:t>bool</w:t>
@@ -4872,7 +4931,7 @@
     </w:p>
     <w:p>
       <w:pPr>
-        <w:pStyle w:val="1"/>
+        <w:pStyle w:val="Heading1"/>
         <w:spacing w:before="0"/>
         <w:rPr>
           <w:color w:val="1155CC"/>
@@ -4901,7 +4960,7 @@
     </w:p>
     <w:p>
       <w:pPr>
-        <w:pStyle w:val="1"/>
+        <w:pStyle w:val="Heading1"/>
         <w:tabs>
           <w:tab w:val="right" w:pos="10632"/>
         </w:tabs>
@@ -5028,7 +5087,7 @@
     </w:p>
     <w:tbl>
       <w:tblPr>
-        <w:tblStyle w:val="af"/>
+        <w:tblStyle w:val="a7"/>
         <w:tblW w:w="10785" w:type="dxa"/>
         <w:tblInd w:w="100" w:type="dxa"/>
         <w:tblLayout w:type="fixed"/>
@@ -5060,13 +5119,12 @@
           </w:tcPr>
           <w:p>
             <w:pPr>
-              <w:pStyle w:val="2"/>
+              <w:pStyle w:val="Heading2"/>
               <w:tabs>
                 <w:tab w:val="right" w:pos="10515"/>
               </w:tabs>
               <w:spacing w:before="0" w:line="240" w:lineRule="auto"/>
               <w:contextualSpacing w:val="0"/>
-              <w:outlineLvl w:val="1"/>
               <w:rPr>
                 <w:lang w:val="sq-AL"/>
               </w:rPr>
@@ -5110,14 +5168,14 @@
             </w:r>
             <w:r>
               <w:rPr>
-                <w:rStyle w:val="af7"/>
+                <w:rStyle w:val="ae"/>
                 <w:b w:val="0"/>
               </w:rPr>
               <w:t>GET</w:t>
             </w:r>
             <w:r>
               <w:rPr>
-                <w:rStyle w:val="af7"/>
+                <w:rStyle w:val="ae"/>
               </w:rPr>
               <w:t>:</w:t>
             </w:r>
@@ -5151,7 +5209,7 @@
           </w:tcPr>
           <w:p>
             <w:pPr>
-              <w:pStyle w:val="afff0"/>
+              <w:pStyle w:val="af9"/>
             </w:pPr>
             <w:r>
               <w:t xml:space="preserve">Возвращает список подсистем, доступных для данной авторизации. </w:t>
@@ -5280,10 +5338,9 @@
           </w:tcPr>
           <w:p>
             <w:pPr>
-              <w:pStyle w:val="3"/>
+              <w:pStyle w:val="Heading3"/>
               <w:spacing w:before="0"/>
               <w:contextualSpacing w:val="0"/>
-              <w:outlineLvl w:val="2"/>
             </w:pPr>
             <w:r>
               <w:rPr>
@@ -5313,7 +5370,7 @@
           </w:tcPr>
           <w:p>
             <w:pPr>
-              <w:pStyle w:val="afa"/>
+              <w:pStyle w:val="NoSpacing"/>
             </w:pPr>
             <w:r>
               <w:t xml:space="preserve">Список подсистем, доступных для </w:t>
@@ -5342,7 +5399,7 @@
           </w:tcPr>
           <w:p>
             <w:pPr>
-              <w:pStyle w:val="af8"/>
+              <w:pStyle w:val="af"/>
             </w:pPr>
             <w:hyperlink w:anchor="SubSystem">
               <w:r>
@@ -5361,14 +5418,14 @@
     </w:tbl>
     <w:p>
       <w:pPr>
-        <w:pStyle w:val="3"/>
+        <w:pStyle w:val="Heading3"/>
         <w:spacing w:before="0"/>
       </w:pPr>
       <w:hyperlink w:anchor="h.5mspvuli752e"/>
     </w:p>
     <w:tbl>
       <w:tblPr>
-        <w:tblStyle w:val="af0"/>
+        <w:tblStyle w:val="a8"/>
         <w:tblW w:w="10770" w:type="dxa"/>
         <w:tblInd w:w="100" w:type="dxa"/>
         <w:tblLayout w:type="fixed"/>
@@ -5400,13 +5457,12 @@
           </w:tcPr>
           <w:p>
             <w:pPr>
-              <w:pStyle w:val="2"/>
+              <w:pStyle w:val="Heading2"/>
               <w:tabs>
                 <w:tab w:val="right" w:pos="10515"/>
               </w:tabs>
               <w:spacing w:before="0"/>
               <w:contextualSpacing w:val="0"/>
-              <w:outlineLvl w:val="1"/>
               <w:rPr>
                 <w:lang w:val="sq-AL"/>
               </w:rPr>
@@ -5458,14 +5514,14 @@
             </w:r>
             <w:r>
               <w:rPr>
-                <w:rStyle w:val="af7"/>
+                <w:rStyle w:val="ae"/>
                 <w:b w:val="0"/>
               </w:rPr>
               <w:t>POST</w:t>
             </w:r>
             <w:r>
               <w:rPr>
-                <w:rStyle w:val="af7"/>
+                <w:rStyle w:val="ae"/>
               </w:rPr>
               <w:t>:</w:t>
             </w:r>
@@ -5499,7 +5555,7 @@
           </w:tcPr>
           <w:p>
             <w:pPr>
-              <w:pStyle w:val="afff0"/>
+              <w:pStyle w:val="af9"/>
             </w:pPr>
             <w:r>
               <w:t xml:space="preserve">Производит регистрацию подсистемы в подсистеме биллинга. Вызов этого метода обновляет адреса </w:t>
@@ -5658,12 +5714,12 @@
               <w:spacing w:after="0"/>
               <w:contextualSpacing w:val="0"/>
               <w:rPr>
-                <w:rStyle w:val="af9"/>
-              </w:rPr>
-            </w:pPr>
-            <w:r>
-              <w:rPr>
-                <w:rStyle w:val="af9"/>
+                <w:rStyle w:val="af0"/>
+              </w:rPr>
+            </w:pPr>
+            <w:r>
+              <w:rPr>
+                <w:rStyle w:val="af0"/>
               </w:rPr>
               <w:t>subSystem</w:t>
             </w:r>
@@ -5754,16 +5810,16 @@
           </w:tcPr>
           <w:p>
             <w:pPr>
-              <w:pStyle w:val="af8"/>
-              <w:rPr>
-                <w:rStyle w:val="af7"/>
+              <w:pStyle w:val="af"/>
+              <w:rPr>
+                <w:rStyle w:val="ae"/>
                 <w:b/>
               </w:rPr>
             </w:pPr>
             <w:hyperlink w:anchor="SubSystem">
               <w:r>
                 <w:rPr>
-                  <w:rStyle w:val="af7"/>
+                  <w:rStyle w:val="ae"/>
                   <w:b/>
                 </w:rPr>
                 <w:t>SubSystem</w:t>
@@ -5883,16 +5939,16 @@
           </w:tcPr>
           <w:p>
             <w:pPr>
-              <w:pStyle w:val="af8"/>
-              <w:rPr>
-                <w:rStyle w:val="af7"/>
+              <w:pStyle w:val="af"/>
+              <w:rPr>
+                <w:rStyle w:val="ae"/>
                 <w:b/>
               </w:rPr>
             </w:pPr>
             <w:hyperlink w:anchor="SubSystem">
               <w:r>
                 <w:rPr>
-                  <w:rStyle w:val="af7"/>
+                  <w:rStyle w:val="ae"/>
                   <w:b/>
                 </w:rPr>
                 <w:t>SubSystem</w:t>
@@ -5905,7 +5961,7 @@
     </w:tbl>
     <w:p>
       <w:pPr>
-        <w:pStyle w:val="1"/>
+        <w:pStyle w:val="Heading1"/>
         <w:tabs>
           <w:tab w:val="right" w:pos="10632"/>
         </w:tabs>
@@ -5939,7 +5995,7 @@
     </w:p>
     <w:p>
       <w:pPr>
-        <w:pStyle w:val="1"/>
+        <w:pStyle w:val="Heading1"/>
         <w:tabs>
           <w:tab w:val="right" w:pos="10632"/>
         </w:tabs>
@@ -5989,7 +6045,7 @@
     </w:p>
     <w:tbl>
       <w:tblPr>
-        <w:tblStyle w:val="af1"/>
+        <w:tblStyle w:val="a9"/>
         <w:tblW w:w="10760" w:type="dxa"/>
         <w:tblInd w:w="100" w:type="dxa"/>
         <w:tblLayout w:type="fixed"/>
@@ -6021,13 +6077,12 @@
           </w:tcPr>
           <w:p>
             <w:pPr>
-              <w:pStyle w:val="2"/>
+              <w:pStyle w:val="Heading2"/>
               <w:tabs>
                 <w:tab w:val="right" w:pos="10515"/>
               </w:tabs>
               <w:spacing w:before="0" w:line="240" w:lineRule="auto"/>
               <w:contextualSpacing w:val="0"/>
-              <w:outlineLvl w:val="1"/>
               <w:rPr>
                 <w:lang w:val="sq-AL"/>
               </w:rPr>
@@ -6071,14 +6126,14 @@
             </w:r>
             <w:r>
               <w:rPr>
-                <w:rStyle w:val="af7"/>
+                <w:rStyle w:val="ae"/>
                 <w:b w:val="0"/>
               </w:rPr>
               <w:t>GET</w:t>
             </w:r>
             <w:r>
               <w:rPr>
-                <w:rStyle w:val="af7"/>
+                <w:rStyle w:val="ae"/>
               </w:rPr>
               <w:t>:</w:t>
             </w:r>
@@ -6112,7 +6167,7 @@
           </w:tcPr>
           <w:p>
             <w:pPr>
-              <w:pStyle w:val="afff0"/>
+              <w:pStyle w:val="af9"/>
             </w:pPr>
             <w:r>
               <w:t xml:space="preserve">Возвращает список валидных сессий, доступных для данной авторизации.  </w:t>
@@ -6263,10 +6318,9 @@
           </w:tcPr>
           <w:p>
             <w:pPr>
-              <w:pStyle w:val="3"/>
+              <w:pStyle w:val="Heading3"/>
               <w:spacing w:before="0"/>
               <w:contextualSpacing w:val="0"/>
-              <w:outlineLvl w:val="2"/>
             </w:pPr>
             <w:r>
               <w:rPr>
@@ -6296,7 +6350,7 @@
           </w:tcPr>
           <w:p>
             <w:pPr>
-              <w:pStyle w:val="afa"/>
+              <w:pStyle w:val="NoSpacing"/>
             </w:pPr>
             <w:r>
               <w:t>Список сессий, доступных для данной авторизации.</w:t>
@@ -6322,7 +6376,7 @@
           </w:tcPr>
           <w:p>
             <w:pPr>
-              <w:pStyle w:val="af8"/>
+              <w:pStyle w:val="af"/>
             </w:pPr>
             <w:hyperlink w:anchor="h.1t3h5sf">
               <w:r>
@@ -6352,7 +6406,7 @@
     </w:p>
     <w:tbl>
       <w:tblPr>
-        <w:tblStyle w:val="af2"/>
+        <w:tblStyle w:val="aa"/>
         <w:tblW w:w="10691" w:type="dxa"/>
         <w:tblInd w:w="134" w:type="dxa"/>
         <w:tblLayout w:type="fixed"/>
@@ -6387,18 +6441,17 @@
           </w:tcPr>
           <w:p>
             <w:pPr>
-              <w:pStyle w:val="2"/>
+              <w:pStyle w:val="Heading2"/>
               <w:tabs>
                 <w:tab w:val="right" w:pos="10515"/>
               </w:tabs>
               <w:spacing w:before="0" w:line="240" w:lineRule="auto"/>
               <w:contextualSpacing w:val="0"/>
-              <w:outlineLvl w:val="1"/>
               <w:rPr>
                 <w:lang w:val="sq-AL"/>
               </w:rPr>
             </w:pPr>
-            <w:bookmarkStart w:id="8" w:name="GetSessionKey"/>
+            <w:bookmarkStart w:id="7" w:name="GetSessionKey"/>
             <w:r>
               <w:rPr>
                 <w:rFonts w:ascii="Courier New" w:eastAsia="Courier New" w:hAnsi="Courier New" w:cs="Courier New"/>
@@ -6417,14 +6470,14 @@
             </w:r>
             <w:r>
               <w:rPr>
-                <w:rStyle w:val="af7"/>
+                <w:rStyle w:val="ae"/>
                 <w:b w:val="0"/>
               </w:rPr>
               <w:t>GET</w:t>
             </w:r>
             <w:r>
               <w:rPr>
-                <w:rStyle w:val="af7"/>
+                <w:rStyle w:val="ae"/>
               </w:rPr>
               <w:t>:</w:t>
             </w:r>
@@ -6438,7 +6491,7 @@
           </w:p>
         </w:tc>
       </w:tr>
-      <w:bookmarkEnd w:id="8"/>
+      <w:bookmarkEnd w:id="7"/>
       <w:tr>
         <w:trPr>
           <w:trHeight w:val="300"/>
@@ -6462,7 +6515,7 @@
           </w:tcPr>
           <w:p>
             <w:pPr>
-              <w:pStyle w:val="afff0"/>
+              <w:pStyle w:val="af9"/>
             </w:pPr>
             <w:r>
               <w:rPr>
@@ -6654,9 +6707,8 @@
           </w:tcPr>
           <w:p>
             <w:pPr>
-              <w:pStyle w:val="3"/>
+              <w:pStyle w:val="Heading3"/>
               <w:spacing w:before="0"/>
-              <w:outlineLvl w:val="2"/>
             </w:pPr>
             <w:r>
               <w:rPr>
@@ -6685,10 +6737,18 @@
           </w:tcPr>
           <w:p>
             <w:pPr>
-              <w:pStyle w:val="aff8"/>
-            </w:pPr>
-            <w:r>
-              <w:t>Информация о сессионном ключе. Фактически полученный токен будет являться алиасом к той авторизационной информации по которой он был получен.</w:t>
+              <w:pStyle w:val="af1"/>
+            </w:pPr>
+            <w:r>
+              <w:t xml:space="preserve">Информация о сессионном ключе. Фактически полученный токен будет являться алиасом к той авторизационной </w:t>
+            </w:r>
+            <w:proofErr w:type="gramStart"/>
+            <w:r>
+              <w:t>информации</w:t>
+            </w:r>
+            <w:proofErr w:type="gramEnd"/>
+            <w:r>
+              <w:t xml:space="preserve"> по которой он был получен.</w:t>
             </w:r>
           </w:p>
         </w:tc>
@@ -6710,12 +6770,12 @@
           </w:tcPr>
           <w:p>
             <w:pPr>
-              <w:pStyle w:val="af8"/>
+              <w:pStyle w:val="af"/>
             </w:pPr>
             <w:hyperlink w:anchor="SessionInfo" w:history="1">
               <w:r>
                 <w:rPr>
-                  <w:rStyle w:val="af6"/>
+                  <w:rStyle w:val="Hyperlink"/>
                   <w:color w:val="0000FF"/>
                   <w:u w:val="none"/>
                 </w:rPr>
@@ -6728,14 +6788,14 @@
     </w:tbl>
     <w:p>
       <w:pPr>
-        <w:pStyle w:val="3"/>
+        <w:pStyle w:val="Heading3"/>
         <w:spacing w:before="0"/>
       </w:pPr>
       <w:hyperlink w:anchor="/h"/>
     </w:p>
     <w:p>
       <w:pPr>
-        <w:pStyle w:val="1"/>
+        <w:pStyle w:val="Heading1"/>
         <w:tabs>
           <w:tab w:val="right" w:pos="10773"/>
         </w:tabs>
@@ -6744,7 +6804,7 @@
     </w:p>
     <w:p>
       <w:pPr>
-        <w:pStyle w:val="1"/>
+        <w:pStyle w:val="Heading1"/>
         <w:tabs>
           <w:tab w:val="right" w:pos="10773"/>
         </w:tabs>
@@ -6792,7 +6852,7 @@
       <w:hyperlink w:anchor="_OnBillingStarted">
         <w:r>
           <w:rPr>
-            <w:rStyle w:val="af6"/>
+            <w:rStyle w:val="Hyperlink"/>
             <w:sz w:val="26"/>
             <w:szCs w:val="26"/>
           </w:rPr>
@@ -6818,7 +6878,7 @@
       <w:hyperlink w:anchor="_OnSubSystemRegistered" w:history="1">
         <w:r>
           <w:rPr>
-            <w:rStyle w:val="af6"/>
+            <w:rStyle w:val="Hyperlink"/>
             <w:sz w:val="26"/>
             <w:szCs w:val="26"/>
           </w:rPr>
@@ -6828,7 +6888,7 @@
     </w:p>
     <w:p>
       <w:pPr>
-        <w:pStyle w:val="a3"/>
+        <w:pStyle w:val="Title"/>
         <w:rPr>
           <w:rFonts w:asciiTheme="minorHAnsi" w:hAnsiTheme="minorHAnsi"/>
         </w:rPr>
@@ -6850,7 +6910,7 @@
     </w:p>
     <w:p>
       <w:pPr>
-        <w:pStyle w:val="1"/>
+        <w:pStyle w:val="Heading1"/>
         <w:tabs>
           <w:tab w:val="right" w:pos="10773"/>
         </w:tabs>
@@ -6870,7 +6930,7 @@
     </w:p>
     <w:p>
       <w:pPr>
-        <w:pStyle w:val="1"/>
+        <w:pStyle w:val="Heading1"/>
         <w:tabs>
           <w:tab w:val="right" w:pos="10773"/>
         </w:tabs>
@@ -6926,7 +6986,7 @@
     <w:p/>
     <w:p>
       <w:pPr>
-        <w:pStyle w:val="a3"/>
+        <w:pStyle w:val="Title"/>
       </w:pPr>
     </w:p>
     <w:p>
@@ -6937,7 +6997,7 @@
     <w:p/>
     <w:p>
       <w:pPr>
-        <w:pStyle w:val="1"/>
+        <w:pStyle w:val="Heading1"/>
       </w:pPr>
       <w:r>
         <w:t>Приложение 1. Список событий подсистемы биллинга</w:t>
@@ -6945,7 +7005,7 @@
     </w:p>
     <w:tbl>
       <w:tblPr>
-        <w:tblStyle w:val="af3"/>
+        <w:tblStyle w:val="ab"/>
         <w:tblW w:w="10770" w:type="dxa"/>
         <w:tblInd w:w="100" w:type="dxa"/>
         <w:tblBorders>
@@ -6985,18 +7045,17 @@
           </w:tcPr>
           <w:p>
             <w:pPr>
-              <w:pStyle w:val="2"/>
+              <w:pStyle w:val="Heading2"/>
               <w:spacing w:before="0"/>
               <w:contextualSpacing w:val="0"/>
               <w:jc w:val="center"/>
-              <w:outlineLvl w:val="1"/>
               <w:rPr>
                 <w:rFonts w:ascii="Consolas" w:hAnsi="Consolas"/>
                 <w:b/>
               </w:rPr>
             </w:pPr>
-            <w:bookmarkStart w:id="9" w:name="_OnBillingStarted"/>
-            <w:bookmarkEnd w:id="9"/>
+            <w:bookmarkStart w:id="8" w:name="_OnBillingStarted"/>
+            <w:bookmarkEnd w:id="8"/>
             <w:r>
               <w:rPr>
                 <w:rFonts w:ascii="Consolas" w:hAnsi="Consolas"/>
@@ -7031,7 +7090,7 @@
           </w:tcPr>
           <w:p>
             <w:pPr>
-              <w:pStyle w:val="afff0"/>
+              <w:pStyle w:val="af9"/>
             </w:pPr>
             <w:r>
               <w:t xml:space="preserve">Подсистема биллинга по идее должна работать 24/7. Однако в случае её перезапуска вызывается это событие. Оно рассылается ВСЕМ подписчикам с любым </w:t>
@@ -7059,7 +7118,7 @@
     </w:p>
     <w:tbl>
       <w:tblPr>
-        <w:tblStyle w:val="af4"/>
+        <w:tblStyle w:val="ac"/>
         <w:tblW w:w="10770" w:type="dxa"/>
         <w:tblInd w:w="100" w:type="dxa"/>
         <w:tblBorders>
@@ -7102,11 +7161,10 @@
           </w:tcPr>
           <w:p>
             <w:pPr>
-              <w:pStyle w:val="2"/>
+              <w:pStyle w:val="Heading2"/>
               <w:spacing w:before="0"/>
               <w:contextualSpacing w:val="0"/>
               <w:jc w:val="center"/>
-              <w:outlineLvl w:val="1"/>
               <w:rPr>
                 <w:rFonts w:ascii="Consolas" w:hAnsi="Consolas"/>
                 <w:b/>
@@ -7114,8 +7172,8 @@
                 <w:sz w:val="24"/>
               </w:rPr>
             </w:pPr>
-            <w:bookmarkStart w:id="10" w:name="_OnSubSystemRegistered"/>
-            <w:bookmarkEnd w:id="10"/>
+            <w:bookmarkStart w:id="9" w:name="_OnSubSystemRegistered"/>
+            <w:bookmarkEnd w:id="9"/>
             <w:r>
               <w:rPr>
                 <w:rFonts w:ascii="Consolas" w:hAnsi="Consolas"/>
@@ -7151,7 +7209,7 @@
           </w:tcPr>
           <w:p>
             <w:pPr>
-              <w:pStyle w:val="afff0"/>
+              <w:pStyle w:val="af9"/>
             </w:pPr>
             <w:r>
               <w:t>Посылается любой подсистемой в подсистему биллинга при старте подсистемы. В событии передаётся конфигурационная информация о подсистеме для регистрации её в составе программного комплекса. Таким образом можно налету подключать к программному комплексу новые подсистемы (или перегружать существующие).</w:t>
@@ -7283,12 +7341,12 @@
               <w:spacing w:after="0" w:line="240" w:lineRule="auto"/>
               <w:contextualSpacing w:val="0"/>
               <w:rPr>
-                <w:rStyle w:val="af9"/>
-              </w:rPr>
-            </w:pPr>
-            <w:r>
-              <w:rPr>
-                <w:rStyle w:val="af9"/>
+                <w:rStyle w:val="af0"/>
+              </w:rPr>
+            </w:pPr>
+            <w:r>
+              <w:rPr>
+                <w:rStyle w:val="af0"/>
               </w:rPr>
               <w:t>SSID</w:t>
             </w:r>
@@ -7312,7 +7370,7 @@
           </w:tcPr>
           <w:p>
             <w:pPr>
-              <w:pStyle w:val="aff8"/>
+              <w:pStyle w:val="af1"/>
             </w:pPr>
             <w:r>
               <w:t>Уникальный секретный идентификатор подсистемы.</w:t>
@@ -7337,7 +7395,7 @@
           </w:tcPr>
           <w:p>
             <w:pPr>
-              <w:pStyle w:val="af8"/>
+              <w:pStyle w:val="af"/>
             </w:pPr>
             <w:r>
               <w:t>string</w:t>
@@ -7349,12 +7407,12 @@
     <w:p/>
     <w:p>
       <w:pPr>
-        <w:pStyle w:val="1"/>
+        <w:pStyle w:val="Heading1"/>
       </w:pPr>
     </w:p>
     <w:p>
       <w:pPr>
-        <w:pStyle w:val="1"/>
+        <w:pStyle w:val="Heading1"/>
       </w:pPr>
       <w:r>
         <w:t xml:space="preserve">Приложение </w:t>
@@ -7371,9 +7429,9 @@
     </w:p>
     <w:p>
       <w:pPr>
-        <w:pStyle w:val="1"/>
-      </w:pPr>
-      <w:bookmarkStart w:id="11" w:name="EndpointПодсистемы"/>
+        <w:pStyle w:val="Heading1"/>
+      </w:pPr>
+      <w:bookmarkStart w:id="10" w:name="EndpointПодсистемы"/>
       <w:r>
         <w:rPr>
           <w:rFonts w:ascii="Arial" w:eastAsia="Arial" w:hAnsi="Arial" w:cs="Arial"/>
@@ -7394,7 +7452,7 @@
       </w:r>
       <w:hyperlink w:anchor="h.206ipza"/>
     </w:p>
-    <w:bookmarkEnd w:id="11"/>
+    <w:bookmarkEnd w:id="10"/>
     <w:p>
       <w:r>
         <w:t xml:space="preserve">Это начальный адрес строки подключения к сервисам подсистемы. При добавлении к нему названия сервиса - получим окончательный адрес. </w:t>
@@ -7415,7 +7473,7 @@
       <w:hyperlink w:history="1">
         <w:r>
           <w:rPr>
-            <w:rStyle w:val="af6"/>
+            <w:rStyle w:val="Hyperlink"/>
             <w:rFonts w:eastAsia="Courier New" w:cs="Courier New"/>
             <w:szCs w:val="24"/>
             <w:lang w:val="sq-AL"/>
@@ -7424,7 +7482,7 @@
         </w:r>
         <w:r>
           <w:rPr>
-            <w:rStyle w:val="af6"/>
+            <w:rStyle w:val="Hyperlink"/>
             <w:rFonts w:eastAsia="Courier New" w:cs="Courier New"/>
             <w:szCs w:val="24"/>
             <w:lang w:val="sq-AL"/>
@@ -7433,7 +7491,7 @@
         </w:r>
         <w:r>
           <w:rPr>
-            <w:rStyle w:val="af6"/>
+            <w:rStyle w:val="Hyperlink"/>
             <w:rFonts w:eastAsia="Courier New" w:cs="Courier New"/>
             <w:szCs w:val="24"/>
             <w:lang w:val="sq-AL"/>
@@ -7555,7 +7613,7 @@
 </file>
 
 <file path=word/endnotes.xml><?xml version="1.0" encoding="utf-8"?>
-<w:endnotes xmlns:wpc="http://schemas.microsoft.com/office/word/2010/wordprocessingCanvas" xmlns:cx="http://schemas.microsoft.com/office/drawing/2014/chartex" xmlns:cx1="http://schemas.microsoft.com/office/drawing/2015/9/8/chartex" xmlns:mc="http://schemas.openxmlformats.org/markup-compatibility/2006" xmlns:o="urn:schemas-microsoft-com:office:office" xmlns:r="http://schemas.openxmlformats.org/officeDocument/2006/relationships" xmlns:m="http://schemas.openxmlformats.org/officeDocument/2006/math" xmlns:v="urn:schemas-microsoft-com:vml" xmlns:wp14="http://schemas.microsoft.com/office/word/2010/wordprocessingDrawing" xmlns:wp="http://schemas.openxmlformats.org/drawingml/2006/wordprocessingDrawing" xmlns:w10="urn:schemas-microsoft-com:office:word" xmlns:w="http://schemas.openxmlformats.org/wordprocessingml/2006/main" xmlns:w14="http://schemas.microsoft.com/office/word/2010/wordml" xmlns:w15="http://schemas.microsoft.com/office/word/2012/wordml" xmlns:w16se="http://schemas.microsoft.com/office/word/2015/wordml/symex" xmlns:wpg="http://schemas.microsoft.com/office/word/2010/wordprocessingGroup" xmlns:wpi="http://schemas.microsoft.com/office/word/2010/wordprocessingInk" xmlns:wne="http://schemas.microsoft.com/office/word/2006/wordml" xmlns:wps="http://schemas.microsoft.com/office/word/2010/wordprocessingShape" mc:Ignorable="w14 w15 w16se wp14">
+<w:endnotes xmlns:wpc="http://schemas.microsoft.com/office/word/2010/wordprocessingCanvas" xmlns:cx="http://schemas.microsoft.com/office/drawing/2014/chartex" xmlns:cx1="http://schemas.microsoft.com/office/drawing/2015/9/8/chartex" xmlns:cx2="http://schemas.microsoft.com/office/drawing/2015/10/21/chartex" xmlns:cx3="http://schemas.microsoft.com/office/drawing/2016/5/9/chartex" xmlns:cx4="http://schemas.microsoft.com/office/drawing/2016/5/10/chartex" xmlns:cx5="http://schemas.microsoft.com/office/drawing/2016/5/11/chartex" xmlns:cx6="http://schemas.microsoft.com/office/drawing/2016/5/12/chartex" xmlns:cx7="http://schemas.microsoft.com/office/drawing/2016/5/13/chartex" xmlns:cx8="http://schemas.microsoft.com/office/drawing/2016/5/14/chartex" xmlns:mc="http://schemas.openxmlformats.org/markup-compatibility/2006" xmlns:aink="http://schemas.microsoft.com/office/drawing/2016/ink" xmlns:am3d="http://schemas.microsoft.com/office/drawing/2017/model3d" xmlns:o="urn:schemas-microsoft-com:office:office" xmlns:oel="http://schemas.microsoft.com/office/2019/extlst" xmlns:r="http://schemas.openxmlformats.org/officeDocument/2006/relationships" xmlns:m="http://schemas.openxmlformats.org/officeDocument/2006/math" xmlns:v="urn:schemas-microsoft-com:vml" xmlns:wp14="http://schemas.microsoft.com/office/word/2010/wordprocessingDrawing" xmlns:wp="http://schemas.openxmlformats.org/drawingml/2006/wordprocessingDrawing" xmlns:w10="urn:schemas-microsoft-com:office:word" xmlns:w="http://schemas.openxmlformats.org/wordprocessingml/2006/main" xmlns:w14="http://schemas.microsoft.com/office/word/2010/wordml" xmlns:w15="http://schemas.microsoft.com/office/word/2012/wordml" xmlns:w16cex="http://schemas.microsoft.com/office/word/2018/wordml/cex" xmlns:w16cid="http://schemas.microsoft.com/office/word/2016/wordml/cid" xmlns:w16="http://schemas.microsoft.com/office/word/2018/wordml" xmlns:w16du="http://schemas.microsoft.com/office/word/2023/wordml/word16du" xmlns:w16sdtdh="http://schemas.microsoft.com/office/word/2020/wordml/sdtdatahash" xmlns:w16sdtfl="http://schemas.microsoft.com/office/word/2024/wordml/sdtformatlock" xmlns:w16se="http://schemas.microsoft.com/office/word/2015/wordml/symex" xmlns:wpg="http://schemas.microsoft.com/office/word/2010/wordprocessingGroup" xmlns:wpi="http://schemas.microsoft.com/office/word/2010/wordprocessingInk" xmlns:wne="http://schemas.microsoft.com/office/word/2006/wordml" xmlns:wps="http://schemas.microsoft.com/office/word/2010/wordprocessingShape" mc:Ignorable="w14 w15 w16se w16cid w16 w16cex w16sdtdh w16sdtfl w16du wp14">
   <w:endnote w:type="separator" w:id="-1">
     <w:p>
       <w:pPr>
@@ -7580,7 +7638,7 @@
 </file>
 
 <file path=word/footer1.xml><?xml version="1.0" encoding="utf-8"?>
-<w:ftr xmlns:wpc="http://schemas.microsoft.com/office/word/2010/wordprocessingCanvas" xmlns:cx="http://schemas.microsoft.com/office/drawing/2014/chartex" xmlns:cx1="http://schemas.microsoft.com/office/drawing/2015/9/8/chartex" xmlns:mc="http://schemas.openxmlformats.org/markup-compatibility/2006" xmlns:o="urn:schemas-microsoft-com:office:office" xmlns:r="http://schemas.openxmlformats.org/officeDocument/2006/relationships" xmlns:m="http://schemas.openxmlformats.org/officeDocument/2006/math" xmlns:v="urn:schemas-microsoft-com:vml" xmlns:wp14="http://schemas.microsoft.com/office/word/2010/wordprocessingDrawing" xmlns:wp="http://schemas.openxmlformats.org/drawingml/2006/wordprocessingDrawing" xmlns:w10="urn:schemas-microsoft-com:office:word" xmlns:w="http://schemas.openxmlformats.org/wordprocessingml/2006/main" xmlns:w14="http://schemas.microsoft.com/office/word/2010/wordml" xmlns:w15="http://schemas.microsoft.com/office/word/2012/wordml" xmlns:w16se="http://schemas.microsoft.com/office/word/2015/wordml/symex" xmlns:wpg="http://schemas.microsoft.com/office/word/2010/wordprocessingGroup" xmlns:wpi="http://schemas.microsoft.com/office/word/2010/wordprocessingInk" xmlns:wne="http://schemas.microsoft.com/office/word/2006/wordml" xmlns:wps="http://schemas.microsoft.com/office/word/2010/wordprocessingShape" mc:Ignorable="w14 w15 w16se wp14">
+<w:ftr xmlns:wpc="http://schemas.microsoft.com/office/word/2010/wordprocessingCanvas" xmlns:cx="http://schemas.microsoft.com/office/drawing/2014/chartex" xmlns:cx1="http://schemas.microsoft.com/office/drawing/2015/9/8/chartex" xmlns:cx2="http://schemas.microsoft.com/office/drawing/2015/10/21/chartex" xmlns:cx3="http://schemas.microsoft.com/office/drawing/2016/5/9/chartex" xmlns:cx4="http://schemas.microsoft.com/office/drawing/2016/5/10/chartex" xmlns:cx5="http://schemas.microsoft.com/office/drawing/2016/5/11/chartex" xmlns:cx6="http://schemas.microsoft.com/office/drawing/2016/5/12/chartex" xmlns:cx7="http://schemas.microsoft.com/office/drawing/2016/5/13/chartex" xmlns:cx8="http://schemas.microsoft.com/office/drawing/2016/5/14/chartex" xmlns:mc="http://schemas.openxmlformats.org/markup-compatibility/2006" xmlns:aink="http://schemas.microsoft.com/office/drawing/2016/ink" xmlns:am3d="http://schemas.microsoft.com/office/drawing/2017/model3d" xmlns:o="urn:schemas-microsoft-com:office:office" xmlns:oel="http://schemas.microsoft.com/office/2019/extlst" xmlns:r="http://schemas.openxmlformats.org/officeDocument/2006/relationships" xmlns:m="http://schemas.openxmlformats.org/officeDocument/2006/math" xmlns:v="urn:schemas-microsoft-com:vml" xmlns:wp14="http://schemas.microsoft.com/office/word/2010/wordprocessingDrawing" xmlns:wp="http://schemas.openxmlformats.org/drawingml/2006/wordprocessingDrawing" xmlns:w10="urn:schemas-microsoft-com:office:word" xmlns:w="http://schemas.openxmlformats.org/wordprocessingml/2006/main" xmlns:w14="http://schemas.microsoft.com/office/word/2010/wordml" xmlns:w15="http://schemas.microsoft.com/office/word/2012/wordml" xmlns:w16cex="http://schemas.microsoft.com/office/word/2018/wordml/cex" xmlns:w16cid="http://schemas.microsoft.com/office/word/2016/wordml/cid" xmlns:w16="http://schemas.microsoft.com/office/word/2018/wordml" xmlns:w16du="http://schemas.microsoft.com/office/word/2023/wordml/word16du" xmlns:w16sdtdh="http://schemas.microsoft.com/office/word/2020/wordml/sdtdatahash" xmlns:w16sdtfl="http://schemas.microsoft.com/office/word/2024/wordml/sdtformatlock" xmlns:w16se="http://schemas.microsoft.com/office/word/2015/wordml/symex" xmlns:wpg="http://schemas.microsoft.com/office/word/2010/wordprocessingGroup" xmlns:wpi="http://schemas.microsoft.com/office/word/2010/wordprocessingInk" xmlns:wne="http://schemas.microsoft.com/office/word/2006/wordml" xmlns:wps="http://schemas.microsoft.com/office/word/2010/wordprocessingShape" mc:Ignorable="w14 w15 w16se w16cid w16 w16cex w16sdtdh w16sdtfl w16du wp14">
   <w:tbl>
     <w:tblPr>
       <w:tblW w:w="5000" w:type="pct"/>
@@ -7609,7 +7667,7 @@
         </w:tcPr>
         <w:p>
           <w:pPr>
-            <w:pStyle w:val="afe"/>
+            <w:pStyle w:val="Header"/>
             <w:tabs>
               <w:tab w:val="clear" w:pos="4677"/>
               <w:tab w:val="clear" w:pos="9355"/>
@@ -7634,7 +7692,7 @@
         </w:tcPr>
         <w:p>
           <w:pPr>
-            <w:pStyle w:val="afe"/>
+            <w:pStyle w:val="Header"/>
             <w:tabs>
               <w:tab w:val="clear" w:pos="4677"/>
               <w:tab w:val="clear" w:pos="9355"/>
@@ -7693,7 +7751,7 @@
         </w:tcPr>
         <w:p>
           <w:pPr>
-            <w:pStyle w:val="aff0"/>
+            <w:pStyle w:val="Footer"/>
             <w:tabs>
               <w:tab w:val="clear" w:pos="4677"/>
               <w:tab w:val="clear" w:pos="9355"/>
@@ -7761,7 +7819,7 @@
   </w:tbl>
   <w:p>
     <w:pPr>
-      <w:pStyle w:val="aff0"/>
+      <w:pStyle w:val="Footer"/>
       <w:rPr>
         <w:sz w:val="10"/>
       </w:rPr>
@@ -7771,7 +7829,7 @@
 </file>
 
 <file path=word/footnotes.xml><?xml version="1.0" encoding="utf-8"?>
-<w:footnotes xmlns:wpc="http://schemas.microsoft.com/office/word/2010/wordprocessingCanvas" xmlns:cx="http://schemas.microsoft.com/office/drawing/2014/chartex" xmlns:cx1="http://schemas.microsoft.com/office/drawing/2015/9/8/chartex" xmlns:mc="http://schemas.openxmlformats.org/markup-compatibility/2006" xmlns:o="urn:schemas-microsoft-com:office:office" xmlns:r="http://schemas.openxmlformats.org/officeDocument/2006/relationships" xmlns:m="http://schemas.openxmlformats.org/officeDocument/2006/math" xmlns:v="urn:schemas-microsoft-com:vml" xmlns:wp14="http://schemas.microsoft.com/office/word/2010/wordprocessingDrawing" xmlns:wp="http://schemas.openxmlformats.org/drawingml/2006/wordprocessingDrawing" xmlns:w10="urn:schemas-microsoft-com:office:word" xmlns:w="http://schemas.openxmlformats.org/wordprocessingml/2006/main" xmlns:w14="http://schemas.microsoft.com/office/word/2010/wordml" xmlns:w15="http://schemas.microsoft.com/office/word/2012/wordml" xmlns:w16se="http://schemas.microsoft.com/office/word/2015/wordml/symex" xmlns:wpg="http://schemas.microsoft.com/office/word/2010/wordprocessingGroup" xmlns:wpi="http://schemas.microsoft.com/office/word/2010/wordprocessingInk" xmlns:wne="http://schemas.microsoft.com/office/word/2006/wordml" xmlns:wps="http://schemas.microsoft.com/office/word/2010/wordprocessingShape" mc:Ignorable="w14 w15 w16se wp14">
+<w:footnotes xmlns:wpc="http://schemas.microsoft.com/office/word/2010/wordprocessingCanvas" xmlns:cx="http://schemas.microsoft.com/office/drawing/2014/chartex" xmlns:cx1="http://schemas.microsoft.com/office/drawing/2015/9/8/chartex" xmlns:cx2="http://schemas.microsoft.com/office/drawing/2015/10/21/chartex" xmlns:cx3="http://schemas.microsoft.com/office/drawing/2016/5/9/chartex" xmlns:cx4="http://schemas.microsoft.com/office/drawing/2016/5/10/chartex" xmlns:cx5="http://schemas.microsoft.com/office/drawing/2016/5/11/chartex" xmlns:cx6="http://schemas.microsoft.com/office/drawing/2016/5/12/chartex" xmlns:cx7="http://schemas.microsoft.com/office/drawing/2016/5/13/chartex" xmlns:cx8="http://schemas.microsoft.com/office/drawing/2016/5/14/chartex" xmlns:mc="http://schemas.openxmlformats.org/markup-compatibility/2006" xmlns:aink="http://schemas.microsoft.com/office/drawing/2016/ink" xmlns:am3d="http://schemas.microsoft.com/office/drawing/2017/model3d" xmlns:o="urn:schemas-microsoft-com:office:office" xmlns:oel="http://schemas.microsoft.com/office/2019/extlst" xmlns:r="http://schemas.openxmlformats.org/officeDocument/2006/relationships" xmlns:m="http://schemas.openxmlformats.org/officeDocument/2006/math" xmlns:v="urn:schemas-microsoft-com:vml" xmlns:wp14="http://schemas.microsoft.com/office/word/2010/wordprocessingDrawing" xmlns:wp="http://schemas.openxmlformats.org/drawingml/2006/wordprocessingDrawing" xmlns:w10="urn:schemas-microsoft-com:office:word" xmlns:w="http://schemas.openxmlformats.org/wordprocessingml/2006/main" xmlns:w14="http://schemas.microsoft.com/office/word/2010/wordml" xmlns:w15="http://schemas.microsoft.com/office/word/2012/wordml" xmlns:w16cex="http://schemas.microsoft.com/office/word/2018/wordml/cex" xmlns:w16cid="http://schemas.microsoft.com/office/word/2016/wordml/cid" xmlns:w16="http://schemas.microsoft.com/office/word/2018/wordml" xmlns:w16du="http://schemas.microsoft.com/office/word/2023/wordml/word16du" xmlns:w16sdtdh="http://schemas.microsoft.com/office/word/2020/wordml/sdtdatahash" xmlns:w16sdtfl="http://schemas.microsoft.com/office/word/2024/wordml/sdtformatlock" xmlns:w16se="http://schemas.microsoft.com/office/word/2015/wordml/symex" xmlns:wpg="http://schemas.microsoft.com/office/word/2010/wordprocessingGroup" xmlns:wpi="http://schemas.microsoft.com/office/word/2010/wordprocessingInk" xmlns:wne="http://schemas.microsoft.com/office/word/2006/wordml" xmlns:wps="http://schemas.microsoft.com/office/word/2010/wordprocessingShape" mc:Ignorable="w14 w15 w16se w16cid w16 w16cex w16sdtdh w16sdtfl w16du wp14">
   <w:footnote w:type="separator" w:id="-1">
     <w:p>
       <w:pPr>
@@ -7796,10 +7854,10 @@
 </file>
 
 <file path=word/header1.xml><?xml version="1.0" encoding="utf-8"?>
-<w:hdr xmlns:wpc="http://schemas.microsoft.com/office/word/2010/wordprocessingCanvas" xmlns:cx="http://schemas.microsoft.com/office/drawing/2014/chartex" xmlns:cx1="http://schemas.microsoft.com/office/drawing/2015/9/8/chartex" xmlns:mc="http://schemas.openxmlformats.org/markup-compatibility/2006" xmlns:o="urn:schemas-microsoft-com:office:office" xmlns:r="http://schemas.openxmlformats.org/officeDocument/2006/relationships" xmlns:m="http://schemas.openxmlformats.org/officeDocument/2006/math" xmlns:v="urn:schemas-microsoft-com:vml" xmlns:wp14="http://schemas.microsoft.com/office/word/2010/wordprocessingDrawing" xmlns:wp="http://schemas.openxmlformats.org/drawingml/2006/wordprocessingDrawing" xmlns:w10="urn:schemas-microsoft-com:office:word" xmlns:w="http://schemas.openxmlformats.org/wordprocessingml/2006/main" xmlns:w14="http://schemas.microsoft.com/office/word/2010/wordml" xmlns:w15="http://schemas.microsoft.com/office/word/2012/wordml" xmlns:w16se="http://schemas.microsoft.com/office/word/2015/wordml/symex" xmlns:wpg="http://schemas.microsoft.com/office/word/2010/wordprocessingGroup" xmlns:wpi="http://schemas.microsoft.com/office/word/2010/wordprocessingInk" xmlns:wne="http://schemas.microsoft.com/office/word/2006/wordml" xmlns:wps="http://schemas.microsoft.com/office/word/2010/wordprocessingShape" mc:Ignorable="w14 w15 w16se wp14">
+<w:hdr xmlns:wpc="http://schemas.microsoft.com/office/word/2010/wordprocessingCanvas" xmlns:cx="http://schemas.microsoft.com/office/drawing/2014/chartex" xmlns:cx1="http://schemas.microsoft.com/office/drawing/2015/9/8/chartex" xmlns:cx2="http://schemas.microsoft.com/office/drawing/2015/10/21/chartex" xmlns:cx3="http://schemas.microsoft.com/office/drawing/2016/5/9/chartex" xmlns:cx4="http://schemas.microsoft.com/office/drawing/2016/5/10/chartex" xmlns:cx5="http://schemas.microsoft.com/office/drawing/2016/5/11/chartex" xmlns:cx6="http://schemas.microsoft.com/office/drawing/2016/5/12/chartex" xmlns:cx7="http://schemas.microsoft.com/office/drawing/2016/5/13/chartex" xmlns:cx8="http://schemas.microsoft.com/office/drawing/2016/5/14/chartex" xmlns:mc="http://schemas.openxmlformats.org/markup-compatibility/2006" xmlns:aink="http://schemas.microsoft.com/office/drawing/2016/ink" xmlns:am3d="http://schemas.microsoft.com/office/drawing/2017/model3d" xmlns:o="urn:schemas-microsoft-com:office:office" xmlns:oel="http://schemas.microsoft.com/office/2019/extlst" xmlns:r="http://schemas.openxmlformats.org/officeDocument/2006/relationships" xmlns:m="http://schemas.openxmlformats.org/officeDocument/2006/math" xmlns:v="urn:schemas-microsoft-com:vml" xmlns:wp14="http://schemas.microsoft.com/office/word/2010/wordprocessingDrawing" xmlns:wp="http://schemas.openxmlformats.org/drawingml/2006/wordprocessingDrawing" xmlns:w10="urn:schemas-microsoft-com:office:word" xmlns:w="http://schemas.openxmlformats.org/wordprocessingml/2006/main" xmlns:w14="http://schemas.microsoft.com/office/word/2010/wordml" xmlns:w15="http://schemas.microsoft.com/office/word/2012/wordml" xmlns:w16cex="http://schemas.microsoft.com/office/word/2018/wordml/cex" xmlns:w16cid="http://schemas.microsoft.com/office/word/2016/wordml/cid" xmlns:w16="http://schemas.microsoft.com/office/word/2018/wordml" xmlns:w16du="http://schemas.microsoft.com/office/word/2023/wordml/word16du" xmlns:w16sdtdh="http://schemas.microsoft.com/office/word/2020/wordml/sdtdatahash" xmlns:w16sdtfl="http://schemas.microsoft.com/office/word/2024/wordml/sdtformatlock" xmlns:w16se="http://schemas.microsoft.com/office/word/2015/wordml/symex" xmlns:wpg="http://schemas.microsoft.com/office/word/2010/wordprocessingGroup" xmlns:wpi="http://schemas.microsoft.com/office/word/2010/wordprocessingInk" xmlns:wne="http://schemas.microsoft.com/office/word/2006/wordml" xmlns:wps="http://schemas.microsoft.com/office/word/2010/wordprocessingShape" mc:Ignorable="w14 w15 w16se w16cid w16 w16cex w16sdtdh w16sdtfl w16du wp14">
   <w:p>
     <w:pPr>
-      <w:pStyle w:val="afe"/>
+      <w:pStyle w:val="Header"/>
     </w:pPr>
     <w:r>
       <w:rPr>
@@ -7852,7 +7910,7 @@
   </w:p>
   <w:p>
     <w:pPr>
-      <w:pStyle w:val="afe"/>
+      <w:pStyle w:val="Header"/>
       <w:rPr>
         <w:sz w:val="10"/>
       </w:rPr>
@@ -7862,7 +7920,7 @@
 </file>
 
 <file path=word/numbering.xml><?xml version="1.0" encoding="utf-8"?>
-<w:numbering xmlns:wpc="http://schemas.microsoft.com/office/word/2010/wordprocessingCanvas" xmlns:cx="http://schemas.microsoft.com/office/drawing/2014/chartex" xmlns:cx1="http://schemas.microsoft.com/office/drawing/2015/9/8/chartex" xmlns:mc="http://schemas.openxmlformats.org/markup-compatibility/2006" xmlns:o="urn:schemas-microsoft-com:office:office" xmlns:r="http://schemas.openxmlformats.org/officeDocument/2006/relationships" xmlns:m="http://schemas.openxmlformats.org/officeDocument/2006/math" xmlns:v="urn:schemas-microsoft-com:vml" xmlns:wp14="http://schemas.microsoft.com/office/word/2010/wordprocessingDrawing" xmlns:wp="http://schemas.openxmlformats.org/drawingml/2006/wordprocessingDrawing" xmlns:w10="urn:schemas-microsoft-com:office:word" xmlns:w="http://schemas.openxmlformats.org/wordprocessingml/2006/main" xmlns:w14="http://schemas.microsoft.com/office/word/2010/wordml" xmlns:w15="http://schemas.microsoft.com/office/word/2012/wordml" xmlns:w16se="http://schemas.microsoft.com/office/word/2015/wordml/symex" xmlns:wpg="http://schemas.microsoft.com/office/word/2010/wordprocessingGroup" xmlns:wpi="http://schemas.microsoft.com/office/word/2010/wordprocessingInk" xmlns:wne="http://schemas.microsoft.com/office/word/2006/wordml" xmlns:wps="http://schemas.microsoft.com/office/word/2010/wordprocessingShape" mc:Ignorable="w14 w15 w16se wp14">
+<w:numbering xmlns:wpc="http://schemas.microsoft.com/office/word/2010/wordprocessingCanvas" xmlns:cx="http://schemas.microsoft.com/office/drawing/2014/chartex" xmlns:cx1="http://schemas.microsoft.com/office/drawing/2015/9/8/chartex" xmlns:cx2="http://schemas.microsoft.com/office/drawing/2015/10/21/chartex" xmlns:cx3="http://schemas.microsoft.com/office/drawing/2016/5/9/chartex" xmlns:cx4="http://schemas.microsoft.com/office/drawing/2016/5/10/chartex" xmlns:cx5="http://schemas.microsoft.com/office/drawing/2016/5/11/chartex" xmlns:cx6="http://schemas.microsoft.com/office/drawing/2016/5/12/chartex" xmlns:cx7="http://schemas.microsoft.com/office/drawing/2016/5/13/chartex" xmlns:cx8="http://schemas.microsoft.com/office/drawing/2016/5/14/chartex" xmlns:mc="http://schemas.openxmlformats.org/markup-compatibility/2006" xmlns:aink="http://schemas.microsoft.com/office/drawing/2016/ink" xmlns:am3d="http://schemas.microsoft.com/office/drawing/2017/model3d" xmlns:o="urn:schemas-microsoft-com:office:office" xmlns:oel="http://schemas.microsoft.com/office/2019/extlst" xmlns:r="http://schemas.openxmlformats.org/officeDocument/2006/relationships" xmlns:m="http://schemas.openxmlformats.org/officeDocument/2006/math" xmlns:v="urn:schemas-microsoft-com:vml" xmlns:wp14="http://schemas.microsoft.com/office/word/2010/wordprocessingDrawing" xmlns:wp="http://schemas.openxmlformats.org/drawingml/2006/wordprocessingDrawing" xmlns:w10="urn:schemas-microsoft-com:office:word" xmlns:w="http://schemas.openxmlformats.org/wordprocessingml/2006/main" xmlns:w14="http://schemas.microsoft.com/office/word/2010/wordml" xmlns:w15="http://schemas.microsoft.com/office/word/2012/wordml" xmlns:w16cex="http://schemas.microsoft.com/office/word/2018/wordml/cex" xmlns:w16cid="http://schemas.microsoft.com/office/word/2016/wordml/cid" xmlns:w16="http://schemas.microsoft.com/office/word/2018/wordml" xmlns:w16du="http://schemas.microsoft.com/office/word/2023/wordml/word16du" xmlns:w16sdtdh="http://schemas.microsoft.com/office/word/2020/wordml/sdtdatahash" xmlns:w16sdtfl="http://schemas.microsoft.com/office/word/2024/wordml/sdtformatlock" xmlns:w16se="http://schemas.microsoft.com/office/word/2015/wordml/symex" xmlns:wpg="http://schemas.microsoft.com/office/word/2010/wordprocessingGroup" xmlns:wpi="http://schemas.microsoft.com/office/word/2010/wordprocessingInk" xmlns:wne="http://schemas.microsoft.com/office/word/2006/wordml" xmlns:wps="http://schemas.microsoft.com/office/word/2010/wordprocessingShape" mc:Ignorable="w14 w15 w16se w16cid w16 w16cex w16sdtdh w16sdtfl w16du wp14">
   <w:abstractNum w:abstractNumId="0" w15:restartNumberingAfterBreak="0">
     <w:nsid w:val="022862B0"/>
     <w:multiLevelType w:val="hybridMultilevel"/>
@@ -8975,41 +9033,41 @@
       </w:rPr>
     </w:lvl>
   </w:abstractNum>
-  <w:num w:numId="1">
+  <w:num w:numId="1" w16cid:durableId="1155534809">
     <w:abstractNumId w:val="9"/>
   </w:num>
-  <w:num w:numId="2">
+  <w:num w:numId="2" w16cid:durableId="1815680266">
     <w:abstractNumId w:val="7"/>
   </w:num>
-  <w:num w:numId="3">
+  <w:num w:numId="3" w16cid:durableId="1751852018">
     <w:abstractNumId w:val="3"/>
   </w:num>
-  <w:num w:numId="4">
+  <w:num w:numId="4" w16cid:durableId="1069689542">
     <w:abstractNumId w:val="5"/>
   </w:num>
-  <w:num w:numId="5">
+  <w:num w:numId="5" w16cid:durableId="2018799884">
     <w:abstractNumId w:val="2"/>
   </w:num>
-  <w:num w:numId="6">
+  <w:num w:numId="6" w16cid:durableId="425662599">
     <w:abstractNumId w:val="6"/>
   </w:num>
-  <w:num w:numId="7">
+  <w:num w:numId="7" w16cid:durableId="274823854">
     <w:abstractNumId w:val="1"/>
   </w:num>
-  <w:num w:numId="8">
+  <w:num w:numId="8" w16cid:durableId="1185247091">
     <w:abstractNumId w:val="8"/>
   </w:num>
-  <w:num w:numId="9">
+  <w:num w:numId="9" w16cid:durableId="2091392610">
     <w:abstractNumId w:val="0"/>
   </w:num>
-  <w:num w:numId="10">
+  <w:num w:numId="10" w16cid:durableId="355035293">
     <w:abstractNumId w:val="4"/>
   </w:num>
 </w:numbering>
 </file>
 
 <file path=word/styles.xml><?xml version="1.0" encoding="utf-8"?>
-<w:styles xmlns:mc="http://schemas.openxmlformats.org/markup-compatibility/2006" xmlns:r="http://schemas.openxmlformats.org/officeDocument/2006/relationships" xmlns:w="http://schemas.openxmlformats.org/wordprocessingml/2006/main" xmlns:w14="http://schemas.microsoft.com/office/word/2010/wordml" xmlns:w15="http://schemas.microsoft.com/office/word/2012/wordml" xmlns:w16se="http://schemas.microsoft.com/office/word/2015/wordml/symex" mc:Ignorable="w14 w15 w16se">
+<w:styles xmlns:mc="http://schemas.openxmlformats.org/markup-compatibility/2006" xmlns:r="http://schemas.openxmlformats.org/officeDocument/2006/relationships" xmlns:w="http://schemas.openxmlformats.org/wordprocessingml/2006/main" xmlns:w14="http://schemas.microsoft.com/office/word/2010/wordml" xmlns:w15="http://schemas.microsoft.com/office/word/2012/wordml" xmlns:w16cex="http://schemas.microsoft.com/office/word/2018/wordml/cex" xmlns:w16cid="http://schemas.microsoft.com/office/word/2016/wordml/cid" xmlns:w16="http://schemas.microsoft.com/office/word/2018/wordml" xmlns:w16du="http://schemas.microsoft.com/office/word/2023/wordml/word16du" xmlns:w16sdtdh="http://schemas.microsoft.com/office/word/2020/wordml/sdtdatahash" xmlns:w16sdtfl="http://schemas.microsoft.com/office/word/2024/wordml/sdtformatlock" xmlns:w16se="http://schemas.microsoft.com/office/word/2015/wordml/symex" mc:Ignorable="w14 w15 w16se w16cid w16 w16cex w16sdtdh w16sdtfl w16du">
   <w:docDefaults>
     <w:rPrDefault>
       <w:rPr>
@@ -9026,7 +9084,7 @@
       </w:pPr>
     </w:pPrDefault>
   </w:docDefaults>
-  <w:latentStyles w:defLockedState="0" w:defUIPriority="99" w:defSemiHidden="0" w:defUnhideWhenUsed="0" w:defQFormat="0" w:count="371">
+  <w:latentStyles w:defLockedState="0" w:defUIPriority="99" w:defSemiHidden="0" w:defUnhideWhenUsed="0" w:defQFormat="0" w:count="376">
     <w:lsdException w:name="Normal" w:uiPriority="0" w:qFormat="1"/>
     <w:lsdException w:name="heading 1" w:uiPriority="9" w:qFormat="1"/>
     <w:lsdException w:name="heading 2" w:semiHidden="1" w:uiPriority="9" w:unhideWhenUsed="1" w:qFormat="1"/>
@@ -9398,8 +9456,13 @@
     <w:lsdException w:name="List Table 5 Dark Accent 6" w:uiPriority="50"/>
     <w:lsdException w:name="List Table 6 Colorful Accent 6" w:uiPriority="51"/>
     <w:lsdException w:name="List Table 7 Colorful Accent 6" w:uiPriority="52"/>
+    <w:lsdException w:name="Mention" w:semiHidden="1" w:unhideWhenUsed="1"/>
+    <w:lsdException w:name="Smart Hyperlink" w:semiHidden="1" w:unhideWhenUsed="1"/>
+    <w:lsdException w:name="Hashtag" w:semiHidden="1" w:unhideWhenUsed="1"/>
+    <w:lsdException w:name="Unresolved Mention" w:semiHidden="1" w:unhideWhenUsed="1"/>
+    <w:lsdException w:name="Smart Link" w:semiHidden="1" w:unhideWhenUsed="1"/>
   </w:latentStyles>
-  <w:style w:type="paragraph" w:default="1" w:styleId="a">
+  <w:style w:type="paragraph" w:default="1" w:styleId="Normal">
     <w:name w:val="Normal"/>
     <w:qFormat/>
     <w:rsid w:val="00781DB0"/>
@@ -9413,11 +9476,11 @@
       <w:lang w:eastAsia="en-US"/>
     </w:rPr>
   </w:style>
-  <w:style w:type="paragraph" w:styleId="1">
+  <w:style w:type="paragraph" w:styleId="Heading1">
     <w:name w:val="heading 1"/>
-    <w:basedOn w:val="a"/>
-    <w:next w:val="a"/>
-    <w:link w:val="10"/>
+    <w:basedOn w:val="Normal"/>
+    <w:next w:val="Normal"/>
+    <w:link w:val="Heading1Char"/>
     <w:uiPriority w:val="9"/>
     <w:qFormat/>
     <w:rsid w:val="00781DB0"/>
@@ -9434,11 +9497,11 @@
       <w:szCs w:val="32"/>
     </w:rPr>
   </w:style>
-  <w:style w:type="paragraph" w:styleId="2">
+  <w:style w:type="paragraph" w:styleId="Heading2">
     <w:name w:val="heading 2"/>
-    <w:basedOn w:val="a"/>
-    <w:next w:val="a"/>
-    <w:link w:val="20"/>
+    <w:basedOn w:val="Normal"/>
+    <w:next w:val="Normal"/>
+    <w:link w:val="Heading2Char"/>
     <w:uiPriority w:val="9"/>
     <w:unhideWhenUsed/>
     <w:qFormat/>
@@ -9456,11 +9519,11 @@
       <w:szCs w:val="26"/>
     </w:rPr>
   </w:style>
-  <w:style w:type="paragraph" w:styleId="3">
+  <w:style w:type="paragraph" w:styleId="Heading3">
     <w:name w:val="heading 3"/>
-    <w:basedOn w:val="a"/>
-    <w:next w:val="a"/>
-    <w:link w:val="30"/>
+    <w:basedOn w:val="Normal"/>
+    <w:next w:val="Normal"/>
+    <w:link w:val="Heading3Char"/>
     <w:uiPriority w:val="9"/>
     <w:unhideWhenUsed/>
     <w:qFormat/>
@@ -9477,11 +9540,11 @@
       <w:szCs w:val="24"/>
     </w:rPr>
   </w:style>
-  <w:style w:type="paragraph" w:styleId="4">
+  <w:style w:type="paragraph" w:styleId="Heading4">
     <w:name w:val="heading 4"/>
-    <w:basedOn w:val="a"/>
-    <w:next w:val="a"/>
-    <w:link w:val="40"/>
+    <w:basedOn w:val="Normal"/>
+    <w:next w:val="Normal"/>
+    <w:link w:val="Heading4Char"/>
     <w:uiPriority w:val="9"/>
     <w:unhideWhenUsed/>
     <w:qFormat/>
@@ -9499,11 +9562,11 @@
       <w:color w:val="2E74B5" w:themeColor="accent1" w:themeShade="BF"/>
     </w:rPr>
   </w:style>
-  <w:style w:type="paragraph" w:styleId="5">
+  <w:style w:type="paragraph" w:styleId="Heading5">
     <w:name w:val="heading 5"/>
-    <w:basedOn w:val="a"/>
-    <w:next w:val="a"/>
-    <w:link w:val="50"/>
+    <w:basedOn w:val="Normal"/>
+    <w:next w:val="Normal"/>
+    <w:link w:val="Heading5Char"/>
     <w:uiPriority w:val="9"/>
     <w:unhideWhenUsed/>
     <w:qFormat/>
@@ -9519,10 +9582,10 @@
       <w:color w:val="2E74B5" w:themeColor="accent1" w:themeShade="BF"/>
     </w:rPr>
   </w:style>
-  <w:style w:type="paragraph" w:styleId="6">
+  <w:style w:type="paragraph" w:styleId="Heading6">
     <w:name w:val="heading 6"/>
-    <w:basedOn w:val="a"/>
-    <w:next w:val="a"/>
+    <w:basedOn w:val="Normal"/>
+    <w:next w:val="Normal"/>
     <w:pPr>
       <w:keepNext/>
       <w:keepLines/>
@@ -9535,14 +9598,13 @@
       <w:color w:val="666666"/>
     </w:rPr>
   </w:style>
-  <w:style w:type="character" w:default="1" w:styleId="a0">
+  <w:style w:type="character" w:default="1" w:styleId="DefaultParagraphFont">
     <w:name w:val="Default Paragraph Font"/>
     <w:uiPriority w:val="1"/>
     <w:semiHidden/>
     <w:unhideWhenUsed/>
-    <w:rsid w:val="00781DB0"/>
   </w:style>
-  <w:style w:type="table" w:default="1" w:styleId="a1">
+  <w:style w:type="table" w:default="1" w:styleId="TableNormal">
     <w:name w:val="Normal Table"/>
     <w:uiPriority w:val="99"/>
     <w:semiHidden/>
@@ -9557,15 +9619,14 @@
       </w:tblCellMar>
     </w:tblPr>
   </w:style>
-  <w:style w:type="numbering" w:default="1" w:styleId="a2">
+  <w:style w:type="numbering" w:default="1" w:styleId="NoList">
     <w:name w:val="No List"/>
     <w:uiPriority w:val="99"/>
     <w:semiHidden/>
     <w:unhideWhenUsed/>
-    <w:rsid w:val="00781DB0"/>
   </w:style>
-  <w:style w:type="table" w:customStyle="1" w:styleId="TableNormal">
-    <w:name w:val="Table Normal"/>
+  <w:style w:type="table" w:customStyle="1" w:styleId="TableNormal1">
+    <w:name w:val="Table Normal1"/>
     <w:tblPr>
       <w:tblCellMar>
         <w:top w:w="0" w:type="dxa"/>
@@ -9575,11 +9636,11 @@
       </w:tblCellMar>
     </w:tblPr>
   </w:style>
-  <w:style w:type="paragraph" w:styleId="a3">
+  <w:style w:type="paragraph" w:styleId="Title">
     <w:name w:val="Title"/>
-    <w:basedOn w:val="a"/>
-    <w:next w:val="a"/>
-    <w:link w:val="a4"/>
+    <w:basedOn w:val="Normal"/>
+    <w:next w:val="Normal"/>
+    <w:link w:val="TitleChar"/>
     <w:qFormat/>
     <w:rsid w:val="00781DB0"/>
     <w:pPr>
@@ -9595,11 +9656,11 @@
       <w:szCs w:val="56"/>
     </w:rPr>
   </w:style>
-  <w:style w:type="paragraph" w:styleId="a5">
+  <w:style w:type="paragraph" w:styleId="Subtitle">
     <w:name w:val="Subtitle"/>
-    <w:basedOn w:val="a"/>
-    <w:next w:val="a"/>
-    <w:link w:val="a6"/>
+    <w:basedOn w:val="Normal"/>
+    <w:next w:val="Normal"/>
+    <w:link w:val="SubtitleChar"/>
     <w:uiPriority w:val="11"/>
     <w:qFormat/>
     <w:rsid w:val="00781DB0"/>
@@ -9614,8 +9675,120 @@
       <w:spacing w:val="15"/>
     </w:rPr>
   </w:style>
+  <w:style w:type="table" w:customStyle="1" w:styleId="a">
+    <w:basedOn w:val="TableNormal1"/>
+    <w:pPr>
+      <w:contextualSpacing/>
+    </w:pPr>
+    <w:tblPr>
+      <w:tblStyleRowBandSize w:val="1"/>
+      <w:tblStyleColBandSize w:val="1"/>
+      <w:tblCellMar>
+        <w:left w:w="115" w:type="dxa"/>
+        <w:right w:w="115" w:type="dxa"/>
+      </w:tblCellMar>
+    </w:tblPr>
+  </w:style>
+  <w:style w:type="table" w:customStyle="1" w:styleId="a0">
+    <w:basedOn w:val="TableNormal1"/>
+    <w:pPr>
+      <w:contextualSpacing/>
+    </w:pPr>
+    <w:tblPr>
+      <w:tblStyleRowBandSize w:val="1"/>
+      <w:tblStyleColBandSize w:val="1"/>
+      <w:tblCellMar>
+        <w:left w:w="115" w:type="dxa"/>
+        <w:right w:w="115" w:type="dxa"/>
+      </w:tblCellMar>
+    </w:tblPr>
+  </w:style>
+  <w:style w:type="table" w:customStyle="1" w:styleId="a1">
+    <w:basedOn w:val="TableNormal1"/>
+    <w:pPr>
+      <w:contextualSpacing/>
+    </w:pPr>
+    <w:tblPr>
+      <w:tblStyleRowBandSize w:val="1"/>
+      <w:tblStyleColBandSize w:val="1"/>
+      <w:tblCellMar>
+        <w:left w:w="115" w:type="dxa"/>
+        <w:right w:w="115" w:type="dxa"/>
+      </w:tblCellMar>
+    </w:tblPr>
+  </w:style>
+  <w:style w:type="table" w:customStyle="1" w:styleId="a2">
+    <w:basedOn w:val="TableNormal1"/>
+    <w:pPr>
+      <w:contextualSpacing/>
+    </w:pPr>
+    <w:tblPr>
+      <w:tblStyleRowBandSize w:val="1"/>
+      <w:tblStyleColBandSize w:val="1"/>
+      <w:tblCellMar>
+        <w:left w:w="115" w:type="dxa"/>
+        <w:right w:w="115" w:type="dxa"/>
+      </w:tblCellMar>
+    </w:tblPr>
+  </w:style>
+  <w:style w:type="table" w:customStyle="1" w:styleId="a3">
+    <w:basedOn w:val="TableNormal1"/>
+    <w:pPr>
+      <w:contextualSpacing/>
+    </w:pPr>
+    <w:tblPr>
+      <w:tblStyleRowBandSize w:val="1"/>
+      <w:tblStyleColBandSize w:val="1"/>
+      <w:tblCellMar>
+        <w:left w:w="115" w:type="dxa"/>
+        <w:right w:w="115" w:type="dxa"/>
+      </w:tblCellMar>
+    </w:tblPr>
+  </w:style>
+  <w:style w:type="table" w:customStyle="1" w:styleId="a4">
+    <w:basedOn w:val="TableNormal1"/>
+    <w:pPr>
+      <w:contextualSpacing/>
+    </w:pPr>
+    <w:tblPr>
+      <w:tblStyleRowBandSize w:val="1"/>
+      <w:tblStyleColBandSize w:val="1"/>
+      <w:tblCellMar>
+        <w:left w:w="115" w:type="dxa"/>
+        <w:right w:w="115" w:type="dxa"/>
+      </w:tblCellMar>
+    </w:tblPr>
+  </w:style>
+  <w:style w:type="table" w:customStyle="1" w:styleId="a5">
+    <w:basedOn w:val="TableNormal1"/>
+    <w:pPr>
+      <w:contextualSpacing/>
+    </w:pPr>
+    <w:tblPr>
+      <w:tblStyleRowBandSize w:val="1"/>
+      <w:tblStyleColBandSize w:val="1"/>
+      <w:tblCellMar>
+        <w:left w:w="115" w:type="dxa"/>
+        <w:right w:w="115" w:type="dxa"/>
+      </w:tblCellMar>
+    </w:tblPr>
+  </w:style>
+  <w:style w:type="table" w:customStyle="1" w:styleId="a6">
+    <w:basedOn w:val="TableNormal1"/>
+    <w:pPr>
+      <w:contextualSpacing/>
+    </w:pPr>
+    <w:tblPr>
+      <w:tblStyleRowBandSize w:val="1"/>
+      <w:tblStyleColBandSize w:val="1"/>
+      <w:tblCellMar>
+        <w:left w:w="115" w:type="dxa"/>
+        <w:right w:w="115" w:type="dxa"/>
+      </w:tblCellMar>
+    </w:tblPr>
+  </w:style>
   <w:style w:type="table" w:customStyle="1" w:styleId="a7">
-    <w:basedOn w:val="TableNormal"/>
+    <w:basedOn w:val="TableNormal1"/>
     <w:pPr>
       <w:contextualSpacing/>
     </w:pPr>
@@ -9629,7 +9802,7 @@
     </w:tblPr>
   </w:style>
   <w:style w:type="table" w:customStyle="1" w:styleId="a8">
-    <w:basedOn w:val="TableNormal"/>
+    <w:basedOn w:val="TableNormal1"/>
     <w:pPr>
       <w:contextualSpacing/>
     </w:pPr>
@@ -9643,7 +9816,7 @@
     </w:tblPr>
   </w:style>
   <w:style w:type="table" w:customStyle="1" w:styleId="a9">
-    <w:basedOn w:val="TableNormal"/>
+    <w:basedOn w:val="TableNormal1"/>
     <w:pPr>
       <w:contextualSpacing/>
     </w:pPr>
@@ -9657,7 +9830,7 @@
     </w:tblPr>
   </w:style>
   <w:style w:type="table" w:customStyle="1" w:styleId="aa">
-    <w:basedOn w:val="TableNormal"/>
+    <w:basedOn w:val="TableNormal1"/>
     <w:pPr>
       <w:contextualSpacing/>
     </w:pPr>
@@ -9671,7 +9844,7 @@
     </w:tblPr>
   </w:style>
   <w:style w:type="table" w:customStyle="1" w:styleId="ab">
-    <w:basedOn w:val="TableNormal"/>
+    <w:basedOn w:val="TableNormal1"/>
     <w:pPr>
       <w:contextualSpacing/>
     </w:pPr>
@@ -9685,7 +9858,7 @@
     </w:tblPr>
   </w:style>
   <w:style w:type="table" w:customStyle="1" w:styleId="ac">
-    <w:basedOn w:val="TableNormal"/>
+    <w:basedOn w:val="TableNormal1"/>
     <w:pPr>
       <w:contextualSpacing/>
     </w:pPr>
@@ -9699,7 +9872,7 @@
     </w:tblPr>
   </w:style>
   <w:style w:type="table" w:customStyle="1" w:styleId="ad">
-    <w:basedOn w:val="TableNormal"/>
+    <w:basedOn w:val="TableNormal1"/>
     <w:pPr>
       <w:contextualSpacing/>
     </w:pPr>
@@ -9712,121 +9885,9 @@
       </w:tblCellMar>
     </w:tblPr>
   </w:style>
-  <w:style w:type="table" w:customStyle="1" w:styleId="ae">
-    <w:basedOn w:val="TableNormal"/>
-    <w:pPr>
-      <w:contextualSpacing/>
-    </w:pPr>
-    <w:tblPr>
-      <w:tblStyleRowBandSize w:val="1"/>
-      <w:tblStyleColBandSize w:val="1"/>
-      <w:tblCellMar>
-        <w:left w:w="115" w:type="dxa"/>
-        <w:right w:w="115" w:type="dxa"/>
-      </w:tblCellMar>
-    </w:tblPr>
-  </w:style>
-  <w:style w:type="table" w:customStyle="1" w:styleId="af">
-    <w:basedOn w:val="TableNormal"/>
-    <w:pPr>
-      <w:contextualSpacing/>
-    </w:pPr>
-    <w:tblPr>
-      <w:tblStyleRowBandSize w:val="1"/>
-      <w:tblStyleColBandSize w:val="1"/>
-      <w:tblCellMar>
-        <w:left w:w="115" w:type="dxa"/>
-        <w:right w:w="115" w:type="dxa"/>
-      </w:tblCellMar>
-    </w:tblPr>
-  </w:style>
-  <w:style w:type="table" w:customStyle="1" w:styleId="af0">
-    <w:basedOn w:val="TableNormal"/>
-    <w:pPr>
-      <w:contextualSpacing/>
-    </w:pPr>
-    <w:tblPr>
-      <w:tblStyleRowBandSize w:val="1"/>
-      <w:tblStyleColBandSize w:val="1"/>
-      <w:tblCellMar>
-        <w:left w:w="115" w:type="dxa"/>
-        <w:right w:w="115" w:type="dxa"/>
-      </w:tblCellMar>
-    </w:tblPr>
-  </w:style>
-  <w:style w:type="table" w:customStyle="1" w:styleId="af1">
-    <w:basedOn w:val="TableNormal"/>
-    <w:pPr>
-      <w:contextualSpacing/>
-    </w:pPr>
-    <w:tblPr>
-      <w:tblStyleRowBandSize w:val="1"/>
-      <w:tblStyleColBandSize w:val="1"/>
-      <w:tblCellMar>
-        <w:left w:w="115" w:type="dxa"/>
-        <w:right w:w="115" w:type="dxa"/>
-      </w:tblCellMar>
-    </w:tblPr>
-  </w:style>
-  <w:style w:type="table" w:customStyle="1" w:styleId="af2">
-    <w:basedOn w:val="TableNormal"/>
-    <w:pPr>
-      <w:contextualSpacing/>
-    </w:pPr>
-    <w:tblPr>
-      <w:tblStyleRowBandSize w:val="1"/>
-      <w:tblStyleColBandSize w:val="1"/>
-      <w:tblCellMar>
-        <w:left w:w="115" w:type="dxa"/>
-        <w:right w:w="115" w:type="dxa"/>
-      </w:tblCellMar>
-    </w:tblPr>
-  </w:style>
-  <w:style w:type="table" w:customStyle="1" w:styleId="af3">
-    <w:basedOn w:val="TableNormal"/>
-    <w:pPr>
-      <w:contextualSpacing/>
-    </w:pPr>
-    <w:tblPr>
-      <w:tblStyleRowBandSize w:val="1"/>
-      <w:tblStyleColBandSize w:val="1"/>
-      <w:tblCellMar>
-        <w:left w:w="115" w:type="dxa"/>
-        <w:right w:w="115" w:type="dxa"/>
-      </w:tblCellMar>
-    </w:tblPr>
-  </w:style>
-  <w:style w:type="table" w:customStyle="1" w:styleId="af4">
-    <w:basedOn w:val="TableNormal"/>
-    <w:pPr>
-      <w:contextualSpacing/>
-    </w:pPr>
-    <w:tblPr>
-      <w:tblStyleRowBandSize w:val="1"/>
-      <w:tblStyleColBandSize w:val="1"/>
-      <w:tblCellMar>
-        <w:left w:w="115" w:type="dxa"/>
-        <w:right w:w="115" w:type="dxa"/>
-      </w:tblCellMar>
-    </w:tblPr>
-  </w:style>
-  <w:style w:type="table" w:customStyle="1" w:styleId="af5">
-    <w:basedOn w:val="TableNormal"/>
-    <w:pPr>
-      <w:contextualSpacing/>
-    </w:pPr>
-    <w:tblPr>
-      <w:tblStyleRowBandSize w:val="1"/>
-      <w:tblStyleColBandSize w:val="1"/>
-      <w:tblCellMar>
-        <w:left w:w="115" w:type="dxa"/>
-        <w:right w:w="115" w:type="dxa"/>
-      </w:tblCellMar>
-    </w:tblPr>
-  </w:style>
-  <w:style w:type="character" w:styleId="af6">
+  <w:style w:type="character" w:styleId="Hyperlink">
     <w:name w:val="Hyperlink"/>
-    <w:basedOn w:val="a0"/>
+    <w:basedOn w:val="DefaultParagraphFont"/>
     <w:uiPriority w:val="99"/>
     <w:unhideWhenUsed/>
     <w:rsid w:val="00781DB0"/>
@@ -9835,10 +9896,10 @@
       <w:u w:val="single"/>
     </w:rPr>
   </w:style>
-  <w:style w:type="character" w:customStyle="1" w:styleId="af7">
+  <w:style w:type="character" w:customStyle="1" w:styleId="ae">
     <w:name w:val="Тип параметра Знак"/>
-    <w:basedOn w:val="a0"/>
-    <w:link w:val="af8"/>
+    <w:basedOn w:val="DefaultParagraphFont"/>
+    <w:link w:val="af"/>
     <w:rsid w:val="00781DB0"/>
     <w:rPr>
       <w:rFonts w:ascii="Consolas" w:hAnsi="Consolas"/>
@@ -9847,9 +9908,9 @@
       <w:lang w:val="en-US"/>
     </w:rPr>
   </w:style>
-  <w:style w:type="character" w:customStyle="1" w:styleId="af9">
+  <w:style w:type="character" w:customStyle="1" w:styleId="af0">
     <w:name w:val="Название параметра"/>
-    <w:basedOn w:val="a0"/>
+    <w:basedOn w:val="DefaultParagraphFont"/>
     <w:uiPriority w:val="1"/>
     <w:qFormat/>
     <w:rsid w:val="00781DB0"/>
@@ -9860,9 +9921,9 @@
       <w:sz w:val="24"/>
     </w:rPr>
   </w:style>
-  <w:style w:type="paragraph" w:styleId="afa">
+  <w:style w:type="paragraph" w:styleId="NoSpacing">
     <w:name w:val="No Spacing"/>
-    <w:link w:val="afb"/>
+    <w:link w:val="NoSpacingChar"/>
     <w:uiPriority w:val="1"/>
     <w:qFormat/>
     <w:rsid w:val="00781DB0"/>
@@ -9875,10 +9936,10 @@
       <w:sz w:val="24"/>
     </w:rPr>
   </w:style>
-  <w:style w:type="paragraph" w:customStyle="1" w:styleId="af8">
+  <w:style w:type="paragraph" w:customStyle="1" w:styleId="af">
     <w:name w:val="Тип параметра"/>
-    <w:basedOn w:val="a"/>
-    <w:link w:val="af7"/>
+    <w:basedOn w:val="Normal"/>
+    <w:link w:val="ae"/>
     <w:qFormat/>
     <w:rsid w:val="00781DB0"/>
     <w:pPr>
@@ -9893,9 +9954,9 @@
       <w:lang w:val="en-US" w:eastAsia="ru-RU"/>
     </w:rPr>
   </w:style>
-  <w:style w:type="character" w:styleId="afc">
+  <w:style w:type="character" w:styleId="FollowedHyperlink">
     <w:name w:val="FollowedHyperlink"/>
-    <w:basedOn w:val="a0"/>
+    <w:basedOn w:val="DefaultParagraphFont"/>
     <w:uiPriority w:val="99"/>
     <w:semiHidden/>
     <w:unhideWhenUsed/>
@@ -9905,10 +9966,10 @@
       <w:u w:val="single"/>
     </w:rPr>
   </w:style>
-  <w:style w:type="character" w:customStyle="1" w:styleId="afb">
-    <w:name w:val="Без интервала Знак"/>
-    <w:basedOn w:val="a0"/>
-    <w:link w:val="afa"/>
+  <w:style w:type="character" w:customStyle="1" w:styleId="NoSpacingChar">
+    <w:name w:val="No Spacing Char"/>
+    <w:basedOn w:val="DefaultParagraphFont"/>
+    <w:link w:val="NoSpacing"/>
     <w:uiPriority w:val="1"/>
     <w:rsid w:val="00781DB0"/>
     <w:rPr>
@@ -9917,10 +9978,10 @@
       <w:sz w:val="24"/>
     </w:rPr>
   </w:style>
-  <w:style w:type="character" w:customStyle="1" w:styleId="a4">
-    <w:name w:val="Заголовок Знак"/>
-    <w:basedOn w:val="a0"/>
-    <w:link w:val="a3"/>
+  <w:style w:type="character" w:customStyle="1" w:styleId="TitleChar">
+    <w:name w:val="Title Char"/>
+    <w:basedOn w:val="DefaultParagraphFont"/>
+    <w:link w:val="Title"/>
     <w:rsid w:val="00781DB0"/>
     <w:rPr>
       <w:rFonts w:ascii="Century Gothic" w:eastAsiaTheme="majorEastAsia" w:hAnsi="Century Gothic" w:cstheme="majorBidi"/>
@@ -9932,10 +9993,10 @@
       <w:lang w:eastAsia="en-US"/>
     </w:rPr>
   </w:style>
-  <w:style w:type="character" w:customStyle="1" w:styleId="10">
-    <w:name w:val="Заголовок 1 Знак"/>
-    <w:basedOn w:val="a0"/>
-    <w:link w:val="1"/>
+  <w:style w:type="character" w:customStyle="1" w:styleId="Heading1Char">
+    <w:name w:val="Heading 1 Char"/>
+    <w:basedOn w:val="DefaultParagraphFont"/>
+    <w:link w:val="Heading1"/>
     <w:uiPriority w:val="9"/>
     <w:rsid w:val="00781DB0"/>
     <w:rPr>
@@ -9946,9 +10007,9 @@
       <w:lang w:eastAsia="en-US"/>
     </w:rPr>
   </w:style>
-  <w:style w:type="table" w:styleId="afd">
+  <w:style w:type="table" w:styleId="TableGrid">
     <w:name w:val="Table Grid"/>
-    <w:basedOn w:val="a1"/>
+    <w:basedOn w:val="TableNormal"/>
     <w:uiPriority w:val="39"/>
     <w:rsid w:val="00781DB0"/>
     <w:pPr>
@@ -9970,10 +10031,10 @@
       </w:tblBorders>
     </w:tblPr>
   </w:style>
-  <w:style w:type="paragraph" w:styleId="afe">
+  <w:style w:type="paragraph" w:styleId="Header">
     <w:name w:val="header"/>
-    <w:basedOn w:val="a"/>
-    <w:link w:val="aff"/>
+    <w:basedOn w:val="Normal"/>
+    <w:link w:val="HeaderChar"/>
     <w:uiPriority w:val="99"/>
     <w:unhideWhenUsed/>
     <w:rsid w:val="00781DB0"/>
@@ -9985,10 +10046,10 @@
       <w:spacing w:after="0" w:line="240" w:lineRule="auto"/>
     </w:pPr>
   </w:style>
-  <w:style w:type="character" w:customStyle="1" w:styleId="aff">
-    <w:name w:val="Верхний колонтитул Знак"/>
-    <w:basedOn w:val="a0"/>
-    <w:link w:val="afe"/>
+  <w:style w:type="character" w:customStyle="1" w:styleId="HeaderChar">
+    <w:name w:val="Header Char"/>
+    <w:basedOn w:val="DefaultParagraphFont"/>
+    <w:link w:val="Header"/>
     <w:uiPriority w:val="99"/>
     <w:rsid w:val="00781DB0"/>
     <w:rPr>
@@ -9998,10 +10059,10 @@
       <w:lang w:eastAsia="en-US"/>
     </w:rPr>
   </w:style>
-  <w:style w:type="paragraph" w:styleId="aff0">
+  <w:style w:type="paragraph" w:styleId="Footer">
     <w:name w:val="footer"/>
-    <w:basedOn w:val="a"/>
-    <w:link w:val="aff1"/>
+    <w:basedOn w:val="Normal"/>
+    <w:link w:val="FooterChar"/>
     <w:uiPriority w:val="99"/>
     <w:unhideWhenUsed/>
     <w:rsid w:val="00781DB0"/>
@@ -10013,10 +10074,10 @@
       <w:spacing w:after="0" w:line="240" w:lineRule="auto"/>
     </w:pPr>
   </w:style>
-  <w:style w:type="character" w:customStyle="1" w:styleId="aff1">
-    <w:name w:val="Нижний колонтитул Знак"/>
-    <w:basedOn w:val="a0"/>
-    <w:link w:val="aff0"/>
+  <w:style w:type="character" w:customStyle="1" w:styleId="FooterChar">
+    <w:name w:val="Footer Char"/>
+    <w:basedOn w:val="DefaultParagraphFont"/>
+    <w:link w:val="Footer"/>
     <w:uiPriority w:val="99"/>
     <w:rsid w:val="00781DB0"/>
     <w:rPr>
@@ -10026,10 +10087,10 @@
       <w:lang w:eastAsia="en-US"/>
     </w:rPr>
   </w:style>
-  <w:style w:type="paragraph" w:styleId="aff2">
+  <w:style w:type="paragraph" w:styleId="TOCHeading">
     <w:name w:val="TOC Heading"/>
-    <w:basedOn w:val="1"/>
-    <w:next w:val="a"/>
+    <w:basedOn w:val="Heading1"/>
+    <w:next w:val="Normal"/>
     <w:uiPriority w:val="39"/>
     <w:unhideWhenUsed/>
     <w:qFormat/>
@@ -10041,10 +10102,10 @@
       <w:lang w:eastAsia="ru-RU"/>
     </w:rPr>
   </w:style>
-  <w:style w:type="paragraph" w:styleId="11">
+  <w:style w:type="paragraph" w:styleId="TOC1">
     <w:name w:val="toc 1"/>
-    <w:basedOn w:val="a"/>
-    <w:next w:val="a"/>
+    <w:basedOn w:val="Normal"/>
+    <w:next w:val="Normal"/>
     <w:autoRedefine/>
     <w:uiPriority w:val="39"/>
     <w:unhideWhenUsed/>
@@ -10053,10 +10114,10 @@
       <w:spacing w:after="100"/>
     </w:pPr>
   </w:style>
-  <w:style w:type="paragraph" w:styleId="21">
+  <w:style w:type="paragraph" w:styleId="TOC2">
     <w:name w:val="toc 2"/>
-    <w:basedOn w:val="a"/>
-    <w:next w:val="a"/>
+    <w:basedOn w:val="Normal"/>
+    <w:next w:val="Normal"/>
     <w:autoRedefine/>
     <w:uiPriority w:val="39"/>
     <w:semiHidden/>
@@ -10067,10 +10128,10 @@
       <w:ind w:left="220"/>
     </w:pPr>
   </w:style>
-  <w:style w:type="character" w:customStyle="1" w:styleId="20">
-    <w:name w:val="Заголовок 2 Знак"/>
-    <w:basedOn w:val="a0"/>
-    <w:link w:val="2"/>
+  <w:style w:type="character" w:customStyle="1" w:styleId="Heading2Char">
+    <w:name w:val="Heading 2 Char"/>
+    <w:basedOn w:val="DefaultParagraphFont"/>
+    <w:link w:val="Heading2"/>
     <w:uiPriority w:val="9"/>
     <w:rsid w:val="00781DB0"/>
     <w:rPr>
@@ -10081,10 +10142,10 @@
       <w:lang w:eastAsia="en-US"/>
     </w:rPr>
   </w:style>
-  <w:style w:type="character" w:customStyle="1" w:styleId="30">
-    <w:name w:val="Заголовок 3 Знак"/>
-    <w:basedOn w:val="a0"/>
-    <w:link w:val="3"/>
+  <w:style w:type="character" w:customStyle="1" w:styleId="Heading3Char">
+    <w:name w:val="Heading 3 Char"/>
+    <w:basedOn w:val="DefaultParagraphFont"/>
+    <w:link w:val="Heading3"/>
     <w:uiPriority w:val="9"/>
     <w:rsid w:val="00781DB0"/>
     <w:rPr>
@@ -10095,9 +10156,9 @@
       <w:lang w:eastAsia="en-US"/>
     </w:rPr>
   </w:style>
-  <w:style w:type="paragraph" w:styleId="aff3">
+  <w:style w:type="paragraph" w:styleId="ListParagraph">
     <w:name w:val="List Paragraph"/>
-    <w:basedOn w:val="a"/>
+    <w:basedOn w:val="Normal"/>
     <w:uiPriority w:val="34"/>
     <w:qFormat/>
     <w:rsid w:val="00781DB0"/>
@@ -10106,10 +10167,10 @@
       <w:contextualSpacing/>
     </w:pPr>
   </w:style>
-  <w:style w:type="paragraph" w:styleId="aff4">
+  <w:style w:type="paragraph" w:styleId="Caption">
     <w:name w:val="caption"/>
-    <w:basedOn w:val="a"/>
-    <w:next w:val="a"/>
+    <w:basedOn w:val="Normal"/>
+    <w:next w:val="Normal"/>
     <w:uiPriority w:val="35"/>
     <w:unhideWhenUsed/>
     <w:qFormat/>
@@ -10125,10 +10186,10 @@
       <w:szCs w:val="18"/>
     </w:rPr>
   </w:style>
-  <w:style w:type="character" w:customStyle="1" w:styleId="a6">
-    <w:name w:val="Подзаголовок Знак"/>
-    <w:basedOn w:val="a0"/>
-    <w:link w:val="a5"/>
+  <w:style w:type="character" w:customStyle="1" w:styleId="SubtitleChar">
+    <w:name w:val="Subtitle Char"/>
+    <w:basedOn w:val="DefaultParagraphFont"/>
+    <w:link w:val="Subtitle"/>
     <w:uiPriority w:val="11"/>
     <w:rsid w:val="00781DB0"/>
     <w:rPr>
@@ -10139,10 +10200,10 @@
       <w:lang w:eastAsia="en-US"/>
     </w:rPr>
   </w:style>
-  <w:style w:type="paragraph" w:styleId="31">
+  <w:style w:type="paragraph" w:styleId="TOC3">
     <w:name w:val="toc 3"/>
-    <w:basedOn w:val="a"/>
-    <w:next w:val="a"/>
+    <w:basedOn w:val="Normal"/>
+    <w:next w:val="Normal"/>
     <w:autoRedefine/>
     <w:uiPriority w:val="39"/>
     <w:unhideWhenUsed/>
@@ -10152,10 +10213,10 @@
       <w:ind w:left="480"/>
     </w:pPr>
   </w:style>
-  <w:style w:type="character" w:customStyle="1" w:styleId="40">
-    <w:name w:val="Заголовок 4 Знак"/>
-    <w:basedOn w:val="a0"/>
-    <w:link w:val="4"/>
+  <w:style w:type="character" w:customStyle="1" w:styleId="Heading4Char">
+    <w:name w:val="Heading 4 Char"/>
+    <w:basedOn w:val="DefaultParagraphFont"/>
+    <w:link w:val="Heading4"/>
     <w:uiPriority w:val="9"/>
     <w:rsid w:val="00781DB0"/>
     <w:rPr>
@@ -10167,10 +10228,10 @@
       <w:lang w:eastAsia="en-US"/>
     </w:rPr>
   </w:style>
-  <w:style w:type="character" w:customStyle="1" w:styleId="50">
-    <w:name w:val="Заголовок 5 Знак"/>
-    <w:basedOn w:val="a0"/>
-    <w:link w:val="5"/>
+  <w:style w:type="character" w:customStyle="1" w:styleId="Heading5Char">
+    <w:name w:val="Heading 5 Char"/>
+    <w:basedOn w:val="DefaultParagraphFont"/>
+    <w:link w:val="Heading5"/>
     <w:uiPriority w:val="9"/>
     <w:rsid w:val="00781DB0"/>
     <w:rPr>
@@ -10180,9 +10241,9 @@
       <w:lang w:eastAsia="en-US"/>
     </w:rPr>
   </w:style>
-  <w:style w:type="character" w:styleId="aff5">
+  <w:style w:type="character" w:styleId="BookTitle">
     <w:name w:val="Book Title"/>
-    <w:basedOn w:val="a0"/>
+    <w:basedOn w:val="DefaultParagraphFont"/>
     <w:uiPriority w:val="33"/>
     <w:qFormat/>
     <w:rsid w:val="00781DB0"/>
@@ -10194,9 +10255,9 @@
       <w:spacing w:val="5"/>
     </w:rPr>
   </w:style>
-  <w:style w:type="character" w:styleId="aff6">
+  <w:style w:type="character" w:styleId="IntenseReference">
     <w:name w:val="Intense Reference"/>
-    <w:basedOn w:val="a0"/>
+    <w:basedOn w:val="DefaultParagraphFont"/>
     <w:uiPriority w:val="32"/>
     <w:qFormat/>
     <w:rsid w:val="00781DB0"/>
@@ -10210,9 +10271,9 @@
       <w:spacing w:val="5"/>
     </w:rPr>
   </w:style>
-  <w:style w:type="character" w:styleId="aff7">
+  <w:style w:type="character" w:styleId="Strong">
     <w:name w:val="Strong"/>
-    <w:basedOn w:val="a0"/>
+    <w:basedOn w:val="DefaultParagraphFont"/>
     <w:uiPriority w:val="22"/>
     <w:qFormat/>
     <w:rsid w:val="00781DB0"/>
@@ -10223,7 +10284,7 @@
   </w:style>
   <w:style w:type="paragraph" w:customStyle="1" w:styleId="API-">
     <w:name w:val="API - Название параметра"/>
-    <w:basedOn w:val="1"/>
+    <w:basedOn w:val="Heading1"/>
     <w:link w:val="API-0"/>
     <w:rsid w:val="00781DB0"/>
     <w:pPr>
@@ -10233,10 +10294,10 @@
       <w:color w:val="auto"/>
     </w:rPr>
   </w:style>
-  <w:style w:type="paragraph" w:customStyle="1" w:styleId="aff8">
+  <w:style w:type="paragraph" w:customStyle="1" w:styleId="af1">
     <w:name w:val="Описание параметра"/>
-    <w:basedOn w:val="a"/>
-    <w:link w:val="aff9"/>
+    <w:basedOn w:val="Normal"/>
+    <w:link w:val="af2"/>
     <w:qFormat/>
     <w:rsid w:val="00781DB0"/>
     <w:pPr>
@@ -10248,7 +10309,7 @@
   </w:style>
   <w:style w:type="character" w:customStyle="1" w:styleId="API-0">
     <w:name w:val="API - Название параметра Знак"/>
-    <w:basedOn w:val="10"/>
+    <w:basedOn w:val="Heading1Char"/>
     <w:link w:val="API-"/>
     <w:rsid w:val="00781DB0"/>
     <w:rPr>
@@ -10259,10 +10320,10 @@
       <w:lang w:eastAsia="en-US"/>
     </w:rPr>
   </w:style>
-  <w:style w:type="paragraph" w:customStyle="1" w:styleId="affa">
+  <w:style w:type="paragraph" w:customStyle="1" w:styleId="af3">
     <w:name w:val="Заголовок документа"/>
-    <w:basedOn w:val="afa"/>
-    <w:link w:val="affb"/>
+    <w:basedOn w:val="NoSpacing"/>
+    <w:link w:val="af4"/>
     <w:qFormat/>
     <w:rsid w:val="00781DB0"/>
     <w:pPr>
@@ -10275,10 +10336,10 @@
       <w:szCs w:val="72"/>
     </w:rPr>
   </w:style>
-  <w:style w:type="character" w:customStyle="1" w:styleId="aff9">
+  <w:style w:type="character" w:customStyle="1" w:styleId="af2">
     <w:name w:val="Описание параметра Знак"/>
-    <w:basedOn w:val="a0"/>
-    <w:link w:val="aff8"/>
+    <w:basedOn w:val="DefaultParagraphFont"/>
+    <w:link w:val="af1"/>
     <w:rsid w:val="00781DB0"/>
     <w:rPr>
       <w:rFonts w:ascii="Century Gothic" w:eastAsiaTheme="minorHAnsi" w:hAnsi="Century Gothic" w:cstheme="minorBidi"/>
@@ -10286,10 +10347,10 @@
       <w:lang w:eastAsia="en-US"/>
     </w:rPr>
   </w:style>
-  <w:style w:type="paragraph" w:customStyle="1" w:styleId="affc">
+  <w:style w:type="paragraph" w:customStyle="1" w:styleId="af5">
     <w:name w:val="Подзаголовок документа"/>
-    <w:basedOn w:val="afa"/>
-    <w:link w:val="affd"/>
+    <w:basedOn w:val="NoSpacing"/>
+    <w:link w:val="af6"/>
     <w:qFormat/>
     <w:rsid w:val="00781DB0"/>
     <w:pPr>
@@ -10303,10 +10364,10 @@
       <w:szCs w:val="28"/>
     </w:rPr>
   </w:style>
-  <w:style w:type="character" w:customStyle="1" w:styleId="affb">
+  <w:style w:type="character" w:customStyle="1" w:styleId="af4">
     <w:name w:val="Заголовок документа Знак"/>
-    <w:basedOn w:val="afb"/>
-    <w:link w:val="affa"/>
+    <w:basedOn w:val="NoSpacingChar"/>
+    <w:link w:val="af3"/>
     <w:rsid w:val="00781DB0"/>
     <w:rPr>
       <w:rFonts w:ascii="Century Gothic" w:eastAsiaTheme="minorEastAsia" w:hAnsi="Century Gothic" w:cstheme="minorBidi"/>
@@ -10315,10 +10376,10 @@
       <w:szCs w:val="72"/>
     </w:rPr>
   </w:style>
-  <w:style w:type="paragraph" w:customStyle="1" w:styleId="affe">
+  <w:style w:type="paragraph" w:customStyle="1" w:styleId="af7">
     <w:name w:val="Название сервиса"/>
-    <w:basedOn w:val="1"/>
-    <w:link w:val="afff"/>
+    <w:basedOn w:val="Heading1"/>
+    <w:link w:val="af8"/>
     <w:qFormat/>
     <w:rsid w:val="00781DB0"/>
     <w:pPr>
@@ -10332,10 +10393,10 @@
       <w:lang w:val="sq-AL"/>
     </w:rPr>
   </w:style>
-  <w:style w:type="character" w:customStyle="1" w:styleId="affd">
+  <w:style w:type="character" w:customStyle="1" w:styleId="af6">
     <w:name w:val="Подзаголовок документа Знак"/>
-    <w:basedOn w:val="afb"/>
-    <w:link w:val="affc"/>
+    <w:basedOn w:val="NoSpacingChar"/>
+    <w:link w:val="af5"/>
     <w:rsid w:val="00781DB0"/>
     <w:rPr>
       <w:rFonts w:ascii="Century Gothic" w:eastAsiaTheme="minorEastAsia" w:hAnsi="Century Gothic" w:cstheme="minorBidi"/>
@@ -10345,10 +10406,10 @@
       <w:szCs w:val="28"/>
     </w:rPr>
   </w:style>
-  <w:style w:type="character" w:customStyle="1" w:styleId="afff">
+  <w:style w:type="character" w:customStyle="1" w:styleId="af8">
     <w:name w:val="Название сервиса Знак"/>
-    <w:basedOn w:val="10"/>
-    <w:link w:val="affe"/>
+    <w:basedOn w:val="Heading1Char"/>
+    <w:link w:val="af7"/>
     <w:rsid w:val="00781DB0"/>
     <w:rPr>
       <w:rFonts w:ascii="Century Gothic" w:eastAsiaTheme="majorEastAsia" w:hAnsi="Century Gothic" w:cstheme="majorBidi"/>
@@ -10359,10 +10420,10 @@
       <w:lang w:val="sq-AL" w:eastAsia="en-US"/>
     </w:rPr>
   </w:style>
-  <w:style w:type="paragraph" w:customStyle="1" w:styleId="afff0">
+  <w:style w:type="paragraph" w:customStyle="1" w:styleId="af9">
     <w:name w:val="Описание метода"/>
-    <w:basedOn w:val="a"/>
-    <w:link w:val="afff1"/>
+    <w:basedOn w:val="Normal"/>
+    <w:link w:val="afa"/>
     <w:autoRedefine/>
     <w:qFormat/>
     <w:rsid w:val="00781DB0"/>
@@ -10374,10 +10435,10 @@
       <w:sz w:val="22"/>
     </w:rPr>
   </w:style>
-  <w:style w:type="character" w:customStyle="1" w:styleId="afff1">
+  <w:style w:type="character" w:customStyle="1" w:styleId="afa">
     <w:name w:val="Описание метода Знак"/>
-    <w:basedOn w:val="a0"/>
-    <w:link w:val="afff0"/>
+    <w:basedOn w:val="DefaultParagraphFont"/>
+    <w:link w:val="af9"/>
     <w:rsid w:val="00781DB0"/>
     <w:rPr>
       <w:rFonts w:asciiTheme="minorHAnsi" w:eastAsiaTheme="minorHAnsi" w:hAnsiTheme="minorHAnsi" w:cstheme="minorHAnsi"/>
